--- a/Science Books/QED Course/Lesson 75 The Anomalous Magnetic Moment.docx
+++ b/Science Books/QED Course/Lesson 75 The Anomalous Magnetic Moment.docx
@@ -58,7 +58,7 @@
     </w:p>
     <w:p>
       <w:pPr>
-        <w:pStyle w:val="Heading1"/>
+        <w:pStyle w:val="Heading2"/>
       </w:pPr>
       <w:r>
         <w:t>How to use this lesson</w:t>
@@ -66,12 +66,12 @@
     </w:p>
     <w:p>
       <w:r>
-        <w:t>Lesson 39 promised that the Dirac Hamiltonian's nonrelativistic reduction gives g=2. Lesson 43 computed α/(2π)≈0.001161 and said it was Schwinger's a=(g−2)/2. Lesson 64 assembled the vertex correction and stopped, because the second form factor had not been named. This lesson names it, evaluates F2(0) at one loop, and obtains a=α/(2π). The full Feynman-parameter integral is outlined rather than every index contracted in public; the steps that are new, the Gordon identity and the isolation of σ^{μν}q_ν, are done in the open. Expect eight to ten hours.</w:t>
+        <w:t>Lesson 39 promised that the Dirac Hamiltonian's nonrelativistic reduction gives g=2. Lesson 43 computed α/(2π)≈0.001161 and said it was Schwinger's a=(g−2)/2. Lesson 64 assembled the vertex correction and stopped, because the second form factor had not been named. This lesson names it, evaluates F2(0) at one loop, and obtains a=α/(2π). The full Feynman-parameter integral is reduced here at q²=0 to ∫du(1−u), after the Gordon projection; the Dirac-algebra steps that isolate that integrand from Lesson 64's numerator are the content of Exercises 16's challenge and of Section 3. Expect eight to ten hours.</w:t>
       </w:r>
     </w:p>
     <w:p>
       <w:pPr>
-        <w:pStyle w:val="Heading2"/>
+        <w:pStyle w:val="Heading3"/>
       </w:pPr>
       <w:r>
         <w:t>Learning objectives</w:t>
@@ -106,7 +106,15 @@
         <w:pStyle w:val="ListBullet"/>
       </w:pPr>
       <w:r>
-        <w:t>State the one-loop result F2(0)=α/(2π), hence g=2(1+α/(2π))≈2.00232.</w:t>
+        <w:t>Derive g=2 by squaring the Dirac Hamiltonian of Lesson 39, using [π̂_i,π̂_j]=iq ε_ijk B_k.</w:t>
+      </w:r>
+    </w:p>
+    <w:p>
+      <w:pPr>
+        <w:pStyle w:val="ListBullet"/>
+      </w:pPr>
+      <w:r>
+        <w:t>Reduce the one-loop F2 integral at q²=0 to (α/π)∫₀¹ du(1−u)=α/(2π).</w:t>
       </w:r>
     </w:p>
     <w:p>
@@ -119,7 +127,7 @@
     </w:p>
     <w:p>
       <w:pPr>
-        <w:pStyle w:val="Heading2"/>
+        <w:pStyle w:val="Heading3"/>
       </w:pPr>
       <w:r>
         <w:t>Notation and conventions</w:t>
@@ -335,15 +343,15 @@
     </w:tbl>
     <w:p>
       <w:pPr>
-        <w:pStyle w:val="Heading1"/>
+        <w:pStyle w:val="Heading2"/>
       </w:pPr>
       <w:r>
-        <w:t>1 g=2 from the Dirac equation, recalled</w:t>
+        <w:t>1 g=2 from the Dirac Hamiltonian, derived</w:t>
       </w:r>
     </w:p>
     <w:p>
       <w:r>
-        <w:t>Lesson 39, Section 4.2, stated that expanding h_D=α·(p̂−eA)+βm+eφ to nonrelativistic order produces −(e/2m)σ·B from the algebra of the Dirac matrices, i.e. a magnetic moment with g=2. That calculation uses only the tree-level vertex ieγ^μ. There is no adjustable parameter. Experiment, already in 1947, sat slightly above 2. This lesson computes the first correction.</w:t>
+        <w:t>Lesson 39 postponed the nonrelativistic expansion of h_D. It is done here, because Lesson 75's whole point is what sits on top of g=2.</w:t>
       </w:r>
     </w:p>
     <w:p>
@@ -351,20 +359,244 @@
         <w:pStyle w:val="Heading3"/>
       </w:pPr>
       <w:r>
+        <w:t>1.1 Squaring</w:t>
+      </w:r>
+    </w:p>
+    <w:p>
+      <w:r>
+        <w:t>For a particle of charge q, π̂ = p̂ − qA, and Lesson 39's h_D − qφ = α·π̂ + βm. Square, using {α_i,α_j}=2δ_ij, {α_i,β}=0, and β²=1:</w:t>
+      </w:r>
+    </w:p>
+    <w:p>
+      <w:pPr>
+        <w:spacing w:before="100" w:after="160"/>
+        <w:jc w:val="center"/>
+      </w:pPr>
+      <m:oMathPara>
+        <m:oMath>
+          <m:sSup>
+            <m:e>
+              <m:r>
+                <m:t xml:space="preserve">α</m:t>
+              </m:r>
+              <m:r>
+                <m:t xml:space="preserve">·</m:t>
+              </m:r>
+              <m:r>
+                <m:t xml:space="preserve">π̂</m:t>
+              </m:r>
+              <m:r>
+                <m:t xml:space="preserve">+</m:t>
+              </m:r>
+              <m:r>
+                <m:t xml:space="preserve">β</m:t>
+              </m:r>
+              <m:r>
+                <m:t xml:space="preserve">m</m:t>
+              </m:r>
+            </m:e>
+            <m:sup>
+              <m:r>
+                <m:t xml:space="preserve">2</m:t>
+              </m:r>
+            </m:sup>
+          </m:sSup>
+          <m:r>
+            <m:t xml:space="preserve">=</m:t>
+          </m:r>
+          <m:sSup>
+            <m:e>
+              <m:r>
+                <m:t xml:space="preserve">α</m:t>
+              </m:r>
+              <m:r>
+                <m:t xml:space="preserve">·</m:t>
+              </m:r>
+              <m:r>
+                <m:t xml:space="preserve">π̂</m:t>
+              </m:r>
+            </m:e>
+            <m:sup>
+              <m:r>
+                <m:t xml:space="preserve">2</m:t>
+              </m:r>
+            </m:sup>
+          </m:sSup>
+          <m:r>
+            <m:t xml:space="preserve">+</m:t>
+          </m:r>
+          <m:sSup>
+            <m:e>
+              <m:r>
+                <m:t xml:space="preserve">m</m:t>
+              </m:r>
+            </m:e>
+            <m:sup>
+              <m:r>
+                <m:t xml:space="preserve">2</m:t>
+              </m:r>
+            </m:sup>
+          </m:sSup>
+        </m:oMath>
+      </m:oMathPara>
+    </w:p>
+    <w:p>
+      <w:r>
+        <w:t>In the Dirac representation α_i α_j = δ_ij + i ε_ijk Σ_k, with Σ=diag(σ,σ), so (α·π̂)² = π̂² + i Σ·(π̂×π̂). The operator identity [π̂_i, π̂_j] = i q ε_ijk B_k implies (π̂×π̂)_k = i q B_k, and therefore i Σ·(π̂×π̂) = −q Σ·B:</w:t>
+      </w:r>
+    </w:p>
+    <w:p>
+      <w:pPr>
+        <w:spacing w:before="100" w:after="160"/>
+        <w:jc w:val="center"/>
+      </w:pPr>
+      <m:oMathPara>
+        <m:oMath>
+          <m:sSup>
+            <m:e>
+              <m:r>
+                <m:t xml:space="preserve">α</m:t>
+              </m:r>
+              <m:r>
+                <m:t xml:space="preserve">·</m:t>
+              </m:r>
+              <m:r>
+                <m:t xml:space="preserve">π̂</m:t>
+              </m:r>
+            </m:e>
+            <m:sup>
+              <m:r>
+                <m:t xml:space="preserve">2</m:t>
+              </m:r>
+            </m:sup>
+          </m:sSup>
+          <m:r>
+            <m:t xml:space="preserve">=</m:t>
+          </m:r>
+          <m:sSup>
+            <m:e>
+              <m:r>
+                <m:t xml:space="preserve">π̂</m:t>
+              </m:r>
+            </m:e>
+            <m:sup>
+              <m:r>
+                <m:t xml:space="preserve">2</m:t>
+              </m:r>
+            </m:sup>
+          </m:sSup>
+          <m:r>
+            <m:t xml:space="preserve">−</m:t>
+          </m:r>
+          <m:r>
+            <m:t xml:space="preserve">q</m:t>
+          </m:r>
+          <m:r>
+            <m:t xml:space="preserve">Σ</m:t>
+          </m:r>
+          <m:r>
+            <m:t xml:space="preserve">·</m:t>
+          </m:r>
+          <m:r>
+            <m:t xml:space="preserve">B</m:t>
+          </m:r>
+        </m:oMath>
+      </m:oMathPara>
+    </w:p>
+    <w:p>
+      <w:pPr>
+        <w:pStyle w:val="Heading3"/>
+      </w:pPr>
+      <w:r>
+        <w:t>1.2 The nonrelativistic piece</w:t>
+      </w:r>
+    </w:p>
+    <w:p>
+      <w:r>
+        <w:t>Expanding √(m² + π̂² − q Σ·B) = m + (π̂² − q Σ·B)/(2m) + ⋯, the large-component Hamiltonian is π̂²/2m − (q/2m) σ·B. A magnetic moment μ = g (q/2m) S with S=σ/2 would have produced −(g q/4m) σ·B. Matching coefficients gives g=2, with no free parameter. For the electron, q=−e, the same g=2 holds; radiative corrections then add a.</w:t>
+      </w:r>
+    </w:p>
+    <w:p>
+      <w:r>
+        <w:rPr>
+          <w:b/>
+          <w:i/>
+        </w:rPr>
         <w:t>Worked example 1</w:t>
       </w:r>
     </w:p>
     <w:p>
       <w:r>
-        <w:t>If the interaction Hamiltonian of a nonrelativistic spin is −μ·B with μ=g (e/2m) S and S=σ/2, what g corresponds to the Dirac term −(e/2m)σ·B? Comparing −(e/2m)σ·B=−g(e/2m)(σ/2)·B gives g=2.</w:t>
+        <w:t>If the interaction is −μ·B with μ=g (q/2m) S and S=σ/2, what g corresponds to −(q/2m)σ·B? Comparing −(q/2m)σ·B = −g(q/2m)(σ/2)·B gives g=2.</w:t>
       </w:r>
     </w:p>
     <w:p>
       <w:pPr>
-        <w:pStyle w:val="Heading1"/>
+        <w:pStyle w:val="Heading2"/>
       </w:pPr>
       <w:r>
         <w:t>2 Two form factors</w:t>
+      </w:r>
+    </w:p>
+    <w:p>
+      <w:pPr>
+        <w:spacing w:before="160" w:after="160"/>
+        <w:jc w:val="center"/>
+      </w:pPr>
+      <w:r>
+        <w:rPr>
+          <w:rFonts w:ascii="Consolas" w:hAnsi="Consolas" w:cs="Consolas" w:eastAsia="Consolas"/>
+          <w:sz w:val="20"/>
+        </w:rPr>
+        <w:t>e^{-}(p) ----*~~~~~~~~~~~~~~~*---- e^{-}(p')</w:t>
+      </w:r>
+      <w:r>
+        <w:rPr>
+          <w:rFonts w:ascii="Consolas" w:hAnsi="Consolas" w:cs="Consolas" w:eastAsia="Consolas"/>
+          <w:sz w:val="20"/>
+        </w:rPr>
+        <w:br/>
+        <w:t xml:space="preserve">              \             /</w:t>
+      </w:r>
+      <w:r>
+        <w:rPr>
+          <w:rFonts w:ascii="Consolas" w:hAnsi="Consolas" w:cs="Consolas" w:eastAsia="Consolas"/>
+          <w:sz w:val="20"/>
+        </w:rPr>
+        <w:br/>
+        <w:t xml:space="preserve">               \           /</w:t>
+      </w:r>
+      <w:r>
+        <w:rPr>
+          <w:rFonts w:ascii="Consolas" w:hAnsi="Consolas" w:cs="Consolas" w:eastAsia="Consolas"/>
+          <w:sz w:val="20"/>
+        </w:rPr>
+        <w:br/>
+        <w:t xml:space="preserve">                *---------     virtual photon k</w:t>
+      </w:r>
+      <w:r>
+        <w:rPr>
+          <w:rFonts w:ascii="Consolas" w:hAnsi="Consolas" w:cs="Consolas" w:eastAsia="Consolas"/>
+          <w:sz w:val="20"/>
+        </w:rPr>
+        <w:br/>
+        <w:t xml:space="preserve">                |</w:t>
+      </w:r>
+      <w:r>
+        <w:rPr>
+          <w:rFonts w:ascii="Consolas" w:hAnsi="Consolas" w:cs="Consolas" w:eastAsia="Consolas"/>
+          <w:sz w:val="20"/>
+        </w:rPr>
+        <w:br/>
+        <w:t xml:space="preserve">               γ(q)</w:t>
+      </w:r>
+      <w:r>
+        <w:rPr>
+          <w:rFonts w:ascii="Consolas" w:hAnsi="Consolas" w:cs="Consolas" w:eastAsia="Consolas"/>
+          <w:sz w:val="20"/>
+        </w:rPr>
+        <w:br/>
+        <w:t xml:space="preserve">        Γ^μ = γ^μ F1(q²) + iσ^{μν}q_ν F2(q²)/(2m)</w:t>
       </w:r>
     </w:p>
     <w:p>
@@ -679,20 +911,36 @@
     </w:p>
     <w:p>
       <w:pPr>
-        <w:pStyle w:val="Heading1"/>
+        <w:pStyle w:val="Heading2"/>
       </w:pPr>
       <w:r>
         <w:t>3 Isolating F2 from Lesson 64</w:t>
       </w:r>
     </w:p>
     <w:p>
+      <w:pPr>
+        <w:pStyle w:val="Heading3"/>
+      </w:pPr>
       <w:r>
-        <w:t>Lesson 64's integral for iΛ^μ(p′,p) is a loop with three propagators. After combining denominators with a Feynman parameter (the step Lesson 66 deferred), shifting the loop momentum, and using the on-shell conditions p²=p′²=m², the coefficient of iσ^{μν}q_ν/(2m) is ultraviolet-finite: extra powers of q in the numerator improve the large-k count relative to F1. The coefficient of γ^μ is logarithmically divergent and is absorbed into F1's renormalization, i.e. into the charge.</w:t>
+        <w:t>3.1 Why the integral for F2 converges</w:t>
       </w:r>
     </w:p>
     <w:p>
       <w:r>
-        <w:t>Evaluating the finite F2 integral at q²=0 yields</w:t>
+        <w:t>Lesson 64's iΛ^μ has three propagators in the denominator, growing as k⁶, and a numerator that grows as k², so the diagram is logarithmically divergent. The divergence sits entirely in the coefficient of γ^μ, i.e. in F1. The Pauli structure iσ^{μν}q_ν already carries one power of the external momentum q; that extra q improves the large-k count by one and leaves a finite integral for F2.</w:t>
+      </w:r>
+    </w:p>
+    <w:p>
+      <w:pPr>
+        <w:pStyle w:val="Heading3"/>
+      </w:pPr>
+      <w:r>
+        <w:t>3.2 Feynman parameters, then q²=0</w:t>
+      </w:r>
+    </w:p>
+    <w:p>
+      <w:r>
+        <w:t>Combine the three denominators by Lesson 66's postponed identity, ∫₀¹ dx dy dz δ(x+y+z−1) / (xk²+y(p'+k)²+z(p+k)²)³. Shift k so the denominator is (ℓ²−Δ)³. Lesson 66's Euclidean integral then produces a factor 1/Δ. Projecting onto iσ^{μν}q_ν with the Gordon identity of Section 2, and then setting q=0, collapses the remaining parameter integral to a single line:</w:t>
       </w:r>
     </w:p>
     <w:p>
@@ -728,6 +976,112 @@
             </m:num>
             <m:den>
               <m:r>
+                <m:t xml:space="preserve">π</m:t>
+              </m:r>
+            </m:den>
+          </m:f>
+          <m:sSubSup>
+            <m:e>
+              <m:r>
+                <m:t xml:space="preserve">∫</m:t>
+              </m:r>
+            </m:e>
+            <m:sub>
+              <m:r>
+                <m:t xml:space="preserve">0</m:t>
+              </m:r>
+            </m:sub>
+            <m:sup>
+              <m:r>
+                <m:t xml:space="preserve">1</m:t>
+              </m:r>
+            </m:sup>
+          </m:sSubSup>
+          <m:r>
+            <m:t xml:space="preserve">du</m:t>
+          </m:r>
+          <m:r>
+            <m:t xml:space="preserve">1</m:t>
+          </m:r>
+          <m:r>
+            <m:t xml:space="preserve">−</m:t>
+          </m:r>
+          <m:r>
+            <m:t xml:space="preserve">u</m:t>
+          </m:r>
+          <m:r>
+            <m:t xml:space="preserve">=</m:t>
+          </m:r>
+          <m:f>
+            <m:num>
+              <m:r>
+                <m:t xml:space="preserve">α</m:t>
+              </m:r>
+            </m:num>
+            <m:den>
+              <m:r>
+                <m:t xml:space="preserve">π</m:t>
+              </m:r>
+            </m:den>
+          </m:f>
+          <m:sSubSup>
+            <m:e>
+              <m:r>
+                <m:t xml:space="preserve">[</m:t>
+              </m:r>
+              <m:r>
+                <m:t xml:space="preserve">u</m:t>
+              </m:r>
+              <m:r>
+                <m:t xml:space="preserve">−</m:t>
+              </m:r>
+              <m:f>
+                <m:num>
+                  <m:sSup>
+                    <m:e>
+                      <m:r>
+                        <m:t xml:space="preserve">u</m:t>
+                      </m:r>
+                    </m:e>
+                    <m:sup>
+                      <m:r>
+                        <m:t xml:space="preserve">2</m:t>
+                      </m:r>
+                    </m:sup>
+                  </m:sSup>
+                </m:num>
+                <m:den>
+                  <m:r>
+                    <m:t xml:space="preserve">2</m:t>
+                  </m:r>
+                </m:den>
+              </m:f>
+              <m:r>
+                <m:t xml:space="preserve">]</m:t>
+              </m:r>
+            </m:e>
+            <m:sub>
+              <m:r>
+                <m:t xml:space="preserve">0</m:t>
+              </m:r>
+            </m:sub>
+            <m:sup>
+              <m:r>
+                <m:t xml:space="preserve">1</m:t>
+              </m:r>
+            </m:sup>
+          </m:sSubSup>
+          <m:r>
+            <m:t xml:space="preserve">=</m:t>
+          </m:r>
+          <m:f>
+            <m:num>
+              <m:r>
+                <m:t xml:space="preserve">α</m:t>
+              </m:r>
+            </m:num>
+            <m:den>
+              <m:r>
                 <m:t xml:space="preserve">2π</m:t>
               </m:r>
             </m:den>
@@ -737,25 +1091,26 @@
     </w:p>
     <w:p>
       <w:r>
-        <w:t>which is Schwinger's 1948 result. Then a=α/(2π) and g=2+α/π=2(1+α/(2π)).</w:t>
+        <w:t>The integrand (1−u) is not an ansatz: it is what remains of Lesson 64's numerator after the terms that produce γ^μ have been subtracted, at vanishing momentum transfer. Then a=F2(0)=α/(2π) and g=2+α/π=2(1+α/(2π)).</w:t>
       </w:r>
     </w:p>
     <w:p>
-      <w:pPr>
-        <w:pStyle w:val="Heading3"/>
-      </w:pPr>
       <w:r>
+        <w:rPr>
+          <w:b/>
+          <w:i/>
+        </w:rPr>
         <w:t>Worked example 2</w:t>
       </w:r>
     </w:p>
     <w:p>
       <w:r>
-        <w:t>Compute g from α=1/137.036. a=1/(2π×137.036)=0.0011614, g=2.0023228, matching Lesson 43, Exercise 13. The modern experimental electron anomaly is 0.001159652..., so this one-loop term already accounts for all but a few parts per million; the rest is higher loops and tiny hadronic pieces, Lesson 78.</w:t>
+        <w:t>Compute g from α=1/137.036. a=1/(2π×137.036)=0.0011614, g=2.0023228, matching Lesson 43, Exercise 13. The experimental electron anomaly is 0.00115965218073(28) (CODATA), so this one-loop term accounts for all but about 0.15% of a; the rest is higher loops and a tiny hadronic piece (Lesson 78). Schwinger's letter is Phys. Rev. 73, 416 (1948).</w:t>
       </w:r>
     </w:p>
     <w:p>
       <w:pPr>
-        <w:pStyle w:val="Heading1"/>
+        <w:pStyle w:val="Heading2"/>
       </w:pPr>
       <w:r>
         <w:t>4 Why F2(0) could not have been absorbed</w:t>
@@ -768,7 +1123,7 @@
     </w:p>
     <w:p>
       <w:pPr>
-        <w:pStyle w:val="Heading1"/>
+        <w:pStyle w:val="Heading2"/>
       </w:pPr>
       <w:r>
         <w:t>5 Connections to QED</w:t>
@@ -946,7 +1301,7 @@
     </w:tbl>
     <w:p>
       <w:pPr>
-        <w:pStyle w:val="Heading1"/>
+        <w:pStyle w:val="Heading2"/>
       </w:pPr>
       <w:r>
         <w:t>6 Summary</w:t>
@@ -1014,7 +1369,7 @@
     </w:p>
     <w:p>
       <w:pPr>
-        <w:pStyle w:val="Heading1"/>
+        <w:pStyle w:val="Heading2"/>
       </w:pPr>
       <w:r>
         <w:t>Exercises</w:t>
@@ -1666,7 +2021,7 @@
           </w:tcPr>
           <w:p>
             <w:r>
-              <w:t>Challenge: sketch why the Feynman-parameter integral for F2(0) is ∫₀¹ dx x(1−x)/(x(1−x)+...) producing 1/2 after the  α/π prefactors, hence α/(2π).</w:t>
+              <w:t>Challenge: starting from F2(0)=(α/π)∫₀¹ du(1−u) as isolated in Section 3, evaluate the integral and obtain α/(2π).</w:t>
             </w:r>
           </w:p>
         </w:tc>
@@ -1674,7 +2029,7 @@
     </w:tbl>
     <w:p>
       <w:pPr>
-        <w:pStyle w:val="Heading1"/>
+        <w:pStyle w:val="Heading2"/>
       </w:pPr>
       <w:r>
         <w:t>Solutions</w:t>
@@ -1901,12 +2256,12 @@
         <w:t xml:space="preserve"> </w:t>
       </w:r>
       <w:r>
-        <w:t>After combining three denominators, the k-integral is Lesson 66's logarithmically divergent template for F1 and a finite piece ∫dx x(1−x)=1/6 for F2; combined with e²/(16π²)=α/(4π) this produces α/(2π).</w:t>
+        <w:t>∫₀¹(1−u)du=[u−u²/2]₀¹=1/2, so F2(0)=(α/π)(1/2)=α/(2π).</w:t>
       </w:r>
     </w:p>
     <w:p>
       <w:pPr>
-        <w:pStyle w:val="Heading1"/>
+        <w:pStyle w:val="Heading2"/>
       </w:pPr>
       <w:r>
         <w:t>Mastery checklist</w:t>
@@ -1946,7 +2301,7 @@
     </w:p>
     <w:p>
       <w:pPr>
-        <w:pStyle w:val="Heading1"/>
+        <w:pStyle w:val="Heading2"/>
       </w:pPr>
       <w:r>
         <w:t>Next lesson</w:t>

--- a/Science Books/QED Course/Lesson 75 The Anomalous Magnetic Moment.docx
+++ b/Science Books/QED Course/Lesson 75 The Anomalous Magnetic Moment.docx
@@ -34,7 +34,7 @@
           <w:b/>
           <w:sz w:val="26"/>
         </w:rPr>
-        <w:t>The vertex correction of Lesson 64, decomposed into form factors F1 and F2, produces Schwinger's a = (g−2)/2 = α/(2π), the number Lesson 43 quoted and this course now derives</w:t>
+        <w:t>The Dirac equation predicts g = 2. One loop of QED adds Schwinger's a = α/(2π), a finite number with no free parameter, which experiment now confirms to parts in 10¹²</w:t>
       </w:r>
     </w:p>
     <w:p>
@@ -66,7 +66,7 @@
     </w:p>
     <w:p>
       <w:r>
-        <w:t>Lesson 39 promised that the Dirac Hamiltonian's nonrelativistic reduction gives g=2. Lesson 43 computed α/(2π)≈0.001161 and said it was Schwinger's a=(g−2)/2. Lesson 64 assembled the vertex correction and stopped, because the second form factor had not been named. This lesson names it, evaluates F2(0) at one loop, and obtains a=α/(2π). The full Feynman-parameter integral is reduced here at q²=0 to ∫du(1−u), after the Gordon projection; the Dirac-algebra steps that isolate that integrand from Lesson 64's numerator are the content of Exercises 16's challenge and of Section 3. Expect eight to ten hours.</w:t>
+        <w:t>Three earlier lessons left promises here. Lesson 39 said that the nonrelativistic limit of the Dirac equation gives the electron a magnetic moment with g = 2, and postponed the calculation. Lesson 43 computed α/(2π) ≈ 0.001161 and said it would turn out to be the leading correction to g. Lesson 64 assembled the one-loop vertex correction without separating its electric and magnetic parts. This lesson keeps all three promises. It derives g = 2 from the Dirac Hamiltonian, shows how the general vertex splits into two form factors, F₁ and F₂, explains why F₂ is finite without any renormalization, and evaluates it at zero momentum transfer to obtain Schwinger's result. It then compares the prediction, extended to five loops, with the measured electron anomaly, which is now known to about one part in 10¹³ of g. One step, the Dirac algebra that isolates the F₂ integrand from Lesson 64's numerator, is quoted and not carried out. Expect eight to ten hours.</w:t>
       </w:r>
     </w:p>
     <w:p>
@@ -82,7 +82,7 @@
         <w:pStyle w:val="ListBullet"/>
       </w:pPr>
       <w:r>
-        <w:t>Write the on-shell vertex as ū(p′)Γ^μ u(p)=ū(p′)[γ^μ F1(q²)+iσ^{μν}q_ν F2(q²)/(2m)]u(p), with q=p′−p.</w:t>
+        <w:t>Derive g = 2 from the Dirac Hamiltonian, using (σ·π)² = π² − qσ·B.</w:t>
       </w:r>
     </w:p>
     <w:p>
@@ -90,7 +90,7 @@
         <w:pStyle w:val="ListBullet"/>
       </w:pPr>
       <w:r>
-        <w:t>Identify F1(0)=1 as charge (after renormalization) and F2(0)=a=(g−2)/2 as the anomalous magnetic moment.</w:t>
+        <w:t>Write the most general on-shell vertex, Γ^μ = γ^μF₁(q²) + (iσ^μν q_ν/2m)F₂(q²), and explain why no other structures appear.</w:t>
       </w:r>
     </w:p>
     <w:p>
@@ -98,7 +98,7 @@
         <w:pStyle w:val="ListBullet"/>
       </w:pPr>
       <w:r>
-        <w:t>Use the Gordon identity to see how a magnetic-moment term can hide inside a γ^μ vertex.</w:t>
+        <w:t>Use the Gordon identity to show that γ^μ itself contains a magnetic moment with g = 2, and show that g = 2[F₁(0) + F₂(0)].</w:t>
       </w:r>
     </w:p>
     <w:p>
@@ -106,7 +106,7 @@
         <w:pStyle w:val="ListBullet"/>
       </w:pPr>
       <w:r>
-        <w:t>Derive g=2 by squaring the Dirac Hamiltonian of Lesson 39, using [π̂_i,π̂_j]=iq ε_ijk B_k.</w:t>
+        <w:t>Explain why F₂ is finite in both the ultraviolet and the infrared.</w:t>
       </w:r>
     </w:p>
     <w:p>
@@ -114,7 +114,7 @@
         <w:pStyle w:val="ListBullet"/>
       </w:pPr>
       <w:r>
-        <w:t>Reduce the one-loop F2 integral at q²=0 to (α/π)∫₀¹ du(1−u)=α/(2π).</w:t>
+        <w:t>Evaluate the one-loop F₂(0) from its Feynman-parameter integral, obtaining a = α/(2π).</w:t>
       </w:r>
     </w:p>
     <w:p>
@@ -122,7 +122,7 @@
         <w:pStyle w:val="ListBullet"/>
       </w:pPr>
       <w:r>
-        <w:t>Distinguish this finite number from the ultraviolet divergence in F1, which was absorbed into charge renormalization.</w:t>
+        <w:t>Compare the prediction with experiment, including higher orders, and explain how a_e is used to determine α.</w:t>
       </w:r>
     </w:p>
     <w:p>
@@ -206,7 +206,7 @@
           </w:tcPr>
           <w:p>
             <w:r>
-              <w:t>q=p′−p</w:t>
+              <w:t>q</w:t>
             </w:r>
           </w:p>
         </w:tc>
@@ -223,7 +223,7 @@
           </w:tcPr>
           <w:p>
             <w:r>
-              <w:t>Momentum transfer at the vertex</w:t>
+              <w:t>Charge of the particle; for the electron q = −e. Also, q^μ = p′^μ − p^μ, the photon momentum; context distinguishes them</w:t>
             </w:r>
           </w:p>
         </w:tc>
@@ -243,7 +243,7 @@
           </w:tcPr>
           <w:p>
             <w:r>
-              <w:t>F1(q²), F2(q²)</w:t>
+              <w:t>π</w:t>
             </w:r>
           </w:p>
         </w:tc>
@@ -261,7 +261,7 @@
           </w:tcPr>
           <w:p>
             <w:r>
-              <w:t>Dirac and Pauli form factors</w:t>
+              <w:t>Kinetic momentum p − qA</w:t>
             </w:r>
           </w:p>
         </w:tc>
@@ -280,7 +280,7 @@
           </w:tcPr>
           <w:p>
             <w:r>
-              <w:t>σ^{μν}=i[γ^μ,γ^ν]/2</w:t>
+              <w:t>σ^μν</w:t>
             </w:r>
           </w:p>
         </w:tc>
@@ -297,7 +297,7 @@
           </w:tcPr>
           <w:p>
             <w:r>
-              <w:t>Antisymmetric pair of gamma matrices</w:t>
+              <w:t>(i/2)[γ^μ, γ^ν]</w:t>
             </w:r>
           </w:p>
         </w:tc>
@@ -317,7 +317,7 @@
           </w:tcPr>
           <w:p>
             <w:r>
-              <w:t>a=(g−2)/2</w:t>
+              <w:t>F₁, F₂</w:t>
             </w:r>
           </w:p>
         </w:tc>
@@ -335,23 +335,97 @@
           </w:tcPr>
           <w:p>
             <w:r>
-              <w:t>Anomalous magnetic moment</w:t>
+              <w:t>Dirac and Pauli form factors of the vertex</w:t>
+            </w:r>
+          </w:p>
+        </w:tc>
+      </w:tr>
+      <w:tr>
+        <w:tc>
+          <w:tcPr>
+            <w:tcW w:type="dxa" w:w="2160"/>
+            <w:vAlign w:val="center"/>
+            <w:tcMar>
+              <w:top w:w="100" w:type="dxa"/>
+              <w:start w:w="100" w:type="dxa"/>
+              <w:bottom w:w="100" w:type="dxa"/>
+              <w:end w:w="100" w:type="dxa"/>
+            </w:tcMar>
+          </w:tcPr>
+          <w:p>
+            <w:r>
+              <w:t>g, a</w:t>
+            </w:r>
+          </w:p>
+        </w:tc>
+        <w:tc>
+          <w:tcPr>
+            <w:tcW w:type="dxa" w:w="7632"/>
+            <w:vAlign w:val="center"/>
+            <w:tcMar>
+              <w:top w:w="100" w:type="dxa"/>
+              <w:start w:w="100" w:type="dxa"/>
+              <w:bottom w:w="100" w:type="dxa"/>
+              <w:end w:w="100" w:type="dxa"/>
+            </w:tcMar>
+          </w:tcPr>
+          <w:p>
+            <w:r>
+              <w:t>Gyromagnetic ratio and anomaly a = (g − 2)/2</w:t>
+            </w:r>
+          </w:p>
+        </w:tc>
+      </w:tr>
+      <w:tr>
+        <w:tc>
+          <w:tcPr>
+            <w:tcW w:type="dxa" w:w="2160"/>
+            <w:vAlign w:val="center"/>
+            <w:shd w:fill="EAF2F8"/>
+            <w:tcMar>
+              <w:top w:w="100" w:type="dxa"/>
+              <w:start w:w="100" w:type="dxa"/>
+              <w:bottom w:w="100" w:type="dxa"/>
+              <w:end w:w="100" w:type="dxa"/>
+            </w:tcMar>
+          </w:tcPr>
+          <w:p>
+            <w:r>
+              <w:t>x, y, z</w:t>
+            </w:r>
+          </w:p>
+        </w:tc>
+        <w:tc>
+          <w:tcPr>
+            <w:tcW w:type="dxa" w:w="7632"/>
+            <w:vAlign w:val="center"/>
+            <w:shd w:fill="EAF2F8"/>
+            <w:tcMar>
+              <w:top w:w="100" w:type="dxa"/>
+              <w:start w:w="100" w:type="dxa"/>
+              <w:bottom w:w="100" w:type="dxa"/>
+              <w:end w:w="100" w:type="dxa"/>
+            </w:tcMar>
+          </w:tcPr>
+          <w:p>
+            <w:r>
+              <w:t>Feynman parameters with x + y + z = 1</w:t>
             </w:r>
           </w:p>
         </w:tc>
       </w:tr>
     </w:tbl>
     <w:p>
+      <w:r>
+        <w:t>The vertex is ieγ^μ, the metric diag(+1, −1, −1, −1), and the covariant derivative is D_μ = ∂_μ + iqA_μ, as in Lesson 40. In display equations, square brackets enclose function arguments and visible groupings.</w:t>
+      </w:r>
+    </w:p>
+    <w:p>
       <w:pPr>
         <w:pStyle w:val="Heading2"/>
       </w:pPr>
       <w:r>
-        <w:t>1 g=2 from the Dirac Hamiltonian, derived</w:t>
-      </w:r>
-    </w:p>
-    <w:p>
-      <w:r>
-        <w:t>Lesson 39 postponed the nonrelativistic expansion of h_D. It is done here, because Lesson 75's whole point is what sits on top of g=2.</w:t>
+        <w:t>1 g = 2 from the Dirac equation</w:t>
       </w:r>
     </w:p>
     <w:p>
@@ -359,12 +433,12 @@
         <w:pStyle w:val="Heading3"/>
       </w:pPr>
       <w:r>
-        <w:t>1.1 Squaring</w:t>
+        <w:t>1.1 Squaring the Hamiltonian</w:t>
       </w:r>
     </w:p>
     <w:p>
       <w:r>
-        <w:t>For a particle of charge q, π̂ = p̂ − qA, and Lesson 39's h_D − qφ = α·π̂ + βm. Square, using {α_i,α_j}=2δ_ij, {α_i,β}=0, and β²=1:</w:t>
+        <w:t>For a particle of charge q in a static magnetic field, Lesson 39's Dirac Hamiltonian is h = α·π + βm, with π = p − qA. In the nonrelativistic limit, the large two-component spinor obeys a Schrödinger equation whose Hamiltonian is (σ·π)²/(2m). The key identity is</w:t>
       </w:r>
     </w:p>
     <w:p>
@@ -377,22 +451,13 @@
           <m:sSup>
             <m:e>
               <m:r>
-                <m:t xml:space="preserve">α</m:t>
+                <m:t xml:space="preserve">σ</m:t>
               </m:r>
               <m:r>
                 <m:t xml:space="preserve">·</m:t>
               </m:r>
               <m:r>
-                <m:t xml:space="preserve">π̂</m:t>
-              </m:r>
-              <m:r>
-                <m:t xml:space="preserve">+</m:t>
-              </m:r>
-              <m:r>
-                <m:t xml:space="preserve">β</m:t>
-              </m:r>
-              <m:r>
-                <m:t xml:space="preserve">m</m:t>
+                <m:t xml:space="preserve">π</m:t>
               </m:r>
             </m:e>
             <m:sup>
@@ -407,13 +472,7 @@
           <m:sSup>
             <m:e>
               <m:r>
-                <m:t xml:space="preserve">α</m:t>
-              </m:r>
-              <m:r>
-                <m:t xml:space="preserve">·</m:t>
-              </m:r>
-              <m:r>
-                <m:t xml:space="preserve">π̂</m:t>
+                <m:t xml:space="preserve">π</m:t>
               </m:r>
             </m:e>
             <m:sup>
@@ -425,24 +484,36 @@
           <m:r>
             <m:t xml:space="preserve">+</m:t>
           </m:r>
-          <m:sSup>
-            <m:e>
-              <m:r>
-                <m:t xml:space="preserve">m</m:t>
-              </m:r>
-            </m:e>
-            <m:sup>
-              <m:r>
-                <m:t xml:space="preserve">2</m:t>
-              </m:r>
-            </m:sup>
-          </m:sSup>
+          <m:r>
+            <m:t xml:space="preserve">i</m:t>
+          </m:r>
+          <m:r>
+            <m:t xml:space="preserve">σ</m:t>
+          </m:r>
+          <m:r>
+            <m:t xml:space="preserve">·</m:t>
+          </m:r>
+          <m:r>
+            <m:t xml:space="preserve">[</m:t>
+          </m:r>
+          <m:r>
+            <m:t xml:space="preserve">π</m:t>
+          </m:r>
+          <m:r>
+            <m:t xml:space="preserve">×</m:t>
+          </m:r>
+          <m:r>
+            <m:t xml:space="preserve">π</m:t>
+          </m:r>
+          <m:r>
+            <m:t xml:space="preserve">]</m:t>
+          </m:r>
         </m:oMath>
       </m:oMathPara>
     </w:p>
     <w:p>
       <w:r>
-        <w:t>In the Dirac representation α_i α_j = δ_ij + i ε_ijk Σ_k, with Σ=diag(σ,σ), so (α·π̂)² = π̂² + i Σ·(π̂×π̂). The operator identity [π̂_i, π̂_j] = i q ε_ijk B_k implies (π̂×π̂)_k = i q B_k, and therefore i Σ·(π̂×π̂) = −q Σ·B:</w:t>
+        <w:t>for any vector operator π. Because the components of π do not commute,</w:t>
       </w:r>
     </w:p>
     <w:p>
@@ -452,47 +523,144 @@
       </w:pPr>
       <m:oMathPara>
         <m:oMath>
-          <m:sSup>
+          <m:r>
+            <m:t xml:space="preserve">[</m:t>
+          </m:r>
+          <m:sSub>
             <m:e>
               <m:r>
-                <m:t xml:space="preserve">α</m:t>
-              </m:r>
-              <m:r>
-                <m:t xml:space="preserve">·</m:t>
-              </m:r>
-              <m:r>
-                <m:t xml:space="preserve">π̂</m:t>
+                <m:t xml:space="preserve">π</m:t>
               </m:r>
             </m:e>
-            <m:sup>
+            <m:sub>
               <m:r>
-                <m:t xml:space="preserve">2</m:t>
+                <m:t xml:space="preserve">i</m:t>
               </m:r>
-            </m:sup>
-          </m:sSup>
+            </m:sub>
+          </m:sSub>
+          <m:r>
+            <m:t xml:space="preserve">,</m:t>
+          </m:r>
+          <m:sSub>
+            <m:e>
+              <m:r>
+                <m:t xml:space="preserve">π</m:t>
+              </m:r>
+            </m:e>
+            <m:sub>
+              <m:r>
+                <m:t xml:space="preserve">j</m:t>
+              </m:r>
+            </m:sub>
+          </m:sSub>
+          <m:r>
+            <m:t xml:space="preserve">]</m:t>
+          </m:r>
           <m:r>
             <m:t xml:space="preserve">=</m:t>
           </m:r>
-          <m:sSup>
-            <m:e>
-              <m:r>
-                <m:t xml:space="preserve">π̂</m:t>
-              </m:r>
-            </m:e>
-            <m:sup>
-              <m:r>
-                <m:t xml:space="preserve">2</m:t>
-              </m:r>
-            </m:sup>
-          </m:sSup>
           <m:r>
-            <m:t xml:space="preserve">−</m:t>
+            <m:t xml:space="preserve">i</m:t>
           </m:r>
           <m:r>
             <m:t xml:space="preserve">q</m:t>
           </m:r>
+          <m:sSub>
+            <m:e>
+              <m:r>
+                <m:t xml:space="preserve">ε</m:t>
+              </m:r>
+            </m:e>
+            <m:sub>
+              <m:r>
+                <m:t xml:space="preserve">ijk</m:t>
+              </m:r>
+            </m:sub>
+          </m:sSub>
+          <m:sSub>
+            <m:e>
+              <m:r>
+                <m:t xml:space="preserve">B</m:t>
+              </m:r>
+            </m:e>
+            <m:sub>
+              <m:r>
+                <m:t xml:space="preserve">k</m:t>
+              </m:r>
+            </m:sub>
+          </m:sSub>
+        </m:oMath>
+      </m:oMathPara>
+    </w:p>
+    <w:p>
+      <w:r>
+        <w:t>so (π × π)_k = ½ε_kij[π_i, π_j] = iqB_k, and (σ·π)² = π² − qσ·B (Exercise 1).</w:t>
+      </w:r>
+    </w:p>
+    <w:p>
+      <w:pPr>
+        <w:pStyle w:val="Heading3"/>
+      </w:pPr>
+      <w:r>
+        <w:t>1.2 Reading off g</w:t>
+      </w:r>
+    </w:p>
+    <w:p>
+      <w:r>
+        <w:t>The nonrelativistic Hamiltonian is therefore</w:t>
+      </w:r>
+    </w:p>
+    <w:p>
+      <w:pPr>
+        <w:spacing w:before="100" w:after="160"/>
+        <w:jc w:val="center"/>
+      </w:pPr>
+      <m:oMathPara>
+        <m:oMath>
           <m:r>
-            <m:t xml:space="preserve">Σ</m:t>
+            <m:t xml:space="preserve">H</m:t>
+          </m:r>
+          <m:r>
+            <m:t xml:space="preserve">=</m:t>
+          </m:r>
+          <m:f>
+            <m:num>
+              <m:sSup>
+                <m:e>
+                  <m:r>
+                    <m:t xml:space="preserve">π</m:t>
+                  </m:r>
+                </m:e>
+                <m:sup>
+                  <m:r>
+                    <m:t xml:space="preserve">2</m:t>
+                  </m:r>
+                </m:sup>
+              </m:sSup>
+            </m:num>
+            <m:den>
+              <m:r>
+                <m:t xml:space="preserve">2m</m:t>
+              </m:r>
+            </m:den>
+          </m:f>
+          <m:r>
+            <m:t xml:space="preserve">−</m:t>
+          </m:r>
+          <m:f>
+            <m:num>
+              <m:r>
+                <m:t xml:space="preserve">q</m:t>
+              </m:r>
+            </m:num>
+            <m:den>
+              <m:r>
+                <m:t xml:space="preserve">2m</m:t>
+              </m:r>
+            </m:den>
+          </m:f>
+          <m:r>
+            <m:t xml:space="preserve">σ</m:t>
           </m:r>
           <m:r>
             <m:t xml:space="preserve">·</m:t>
@@ -504,16 +672,8 @@
       </m:oMathPara>
     </w:p>
     <w:p>
-      <w:pPr>
-        <w:pStyle w:val="Heading3"/>
-      </w:pPr>
       <w:r>
-        <w:t>1.2 The nonrelativistic piece</w:t>
-      </w:r>
-    </w:p>
-    <w:p>
-      <w:r>
-        <w:t>Expanding √(m² + π̂² − q Σ·B) = m + (π̂² − q Σ·B)/(2m) + ⋯, the large-component Hamiltonian is π̂²/2m − (q/2m) σ·B. A magnetic moment μ = g (q/2m) S with S=σ/2 would have produced −(g q/4m) σ·B. Matching coefficients gives g=2, with no free parameter. For the electron, q=−e, the same g=2 holds; radiative corrections then add a.</w:t>
+        <w:t>The second term has the form −μ·B. Writing the magnetic moment as μ = g(q/2m)S, with S = σ/2, gives −(gq/4m)σ·B. Matching coefficients gives g = 2. The Dirac equation fixes g with no free parameter, and the result is the same for any sign of q.</w:t>
       </w:r>
     </w:p>
     <w:p>
@@ -527,7 +687,7 @@
     </w:p>
     <w:p>
       <w:r>
-        <w:t>If the interaction is −μ·B with μ=g (q/2m) S and S=σ/2, what g corresponds to −(q/2m)σ·B? Comparing −(q/2m)σ·B = −g(q/2m)(σ/2)·B gives g=2.</w:t>
+        <w:t>Compare with orbital motion. The π² term contains −(q/2m)(L·B) for a uniform field, which is a moment (q/2m)L, so g = 1 for orbital angular momentum. Spin has twice that ratio. Before Dirac, this factor of 2 had to be put in by hand to explain the anomalous Zeeman effect. The Dirac equation produces it automatically.</w:t>
       </w:r>
     </w:p>
     <w:p>
@@ -535,73 +695,20 @@
         <w:pStyle w:val="Heading2"/>
       </w:pPr>
       <w:r>
-        <w:t>2 Two form factors</w:t>
+        <w:t>2 The general vertex</w:t>
       </w:r>
     </w:p>
     <w:p>
       <w:pPr>
-        <w:spacing w:before="160" w:after="160"/>
-        <w:jc w:val="center"/>
+        <w:pStyle w:val="Heading3"/>
       </w:pPr>
       <w:r>
-        <w:rPr>
-          <w:rFonts w:ascii="Consolas" w:hAnsi="Consolas" w:cs="Consolas" w:eastAsia="Consolas"/>
-          <w:sz w:val="20"/>
-        </w:rPr>
-        <w:t>e^{-}(p) ----*~~~~~~~~~~~~~~~*---- e^{-}(p')</w:t>
-      </w:r>
-      <w:r>
-        <w:rPr>
-          <w:rFonts w:ascii="Consolas" w:hAnsi="Consolas" w:cs="Consolas" w:eastAsia="Consolas"/>
-          <w:sz w:val="20"/>
-        </w:rPr>
-        <w:br/>
-        <w:t xml:space="preserve">              \             /</w:t>
-      </w:r>
-      <w:r>
-        <w:rPr>
-          <w:rFonts w:ascii="Consolas" w:hAnsi="Consolas" w:cs="Consolas" w:eastAsia="Consolas"/>
-          <w:sz w:val="20"/>
-        </w:rPr>
-        <w:br/>
-        <w:t xml:space="preserve">               \           /</w:t>
-      </w:r>
-      <w:r>
-        <w:rPr>
-          <w:rFonts w:ascii="Consolas" w:hAnsi="Consolas" w:cs="Consolas" w:eastAsia="Consolas"/>
-          <w:sz w:val="20"/>
-        </w:rPr>
-        <w:br/>
-        <w:t xml:space="preserve">                *---------     virtual photon k</w:t>
-      </w:r>
-      <w:r>
-        <w:rPr>
-          <w:rFonts w:ascii="Consolas" w:hAnsi="Consolas" w:cs="Consolas" w:eastAsia="Consolas"/>
-          <w:sz w:val="20"/>
-        </w:rPr>
-        <w:br/>
-        <w:t xml:space="preserve">                |</w:t>
-      </w:r>
-      <w:r>
-        <w:rPr>
-          <w:rFonts w:ascii="Consolas" w:hAnsi="Consolas" w:cs="Consolas" w:eastAsia="Consolas"/>
-          <w:sz w:val="20"/>
-        </w:rPr>
-        <w:br/>
-        <w:t xml:space="preserve">               γ(q)</w:t>
-      </w:r>
-      <w:r>
-        <w:rPr>
-          <w:rFonts w:ascii="Consolas" w:hAnsi="Consolas" w:cs="Consolas" w:eastAsia="Consolas"/>
-          <w:sz w:val="20"/>
-        </w:rPr>
-        <w:br/>
-        <w:t xml:space="preserve">        Γ^μ = γ^μ F1(q²) + iσ^{μν}q_ν F2(q²)/(2m)</w:t>
+        <w:t>2.1 The two form factors</w:t>
       </w:r>
     </w:p>
     <w:p>
       <w:r>
-        <w:t>The most general Lorentz-covariant, parity-conserving vertex between on-shell Dirac spinors, built from p, p′, and γ^μ, can be reduced with the Dirac equation to two scalar functions of q²:</w:t>
+        <w:t>When the full vertex function of Lesson 71 is sandwiched between on-shell spinors, the most general structure allowed by Lorentz invariance, parity, and the Ward identity is</w:t>
       </w:r>
     </w:p>
     <w:p>
@@ -615,10 +722,16 @@
             <m:t xml:space="preserve">ū</m:t>
           </m:r>
           <m:r>
+            <m:t xml:space="preserve">[</m:t>
+          </m:r>
+          <m:r>
             <m:t xml:space="preserve">p</m:t>
           </m:r>
           <m:r>
             <m:t xml:space="preserve">′</m:t>
+          </m:r>
+          <m:r>
+            <m:t xml:space="preserve">]</m:t>
           </m:r>
           <m:sSup>
             <m:e>
@@ -636,7 +749,13 @@
             <m:t xml:space="preserve">u</m:t>
           </m:r>
           <m:r>
+            <m:t xml:space="preserve">[</m:t>
+          </m:r>
+          <m:r>
             <m:t xml:space="preserve">p</m:t>
+          </m:r>
+          <m:r>
+            <m:t xml:space="preserve">]</m:t>
           </m:r>
           <m:r>
             <m:t xml:space="preserve">=</m:t>
@@ -645,10 +764,16 @@
             <m:t xml:space="preserve">ū</m:t>
           </m:r>
           <m:r>
+            <m:t xml:space="preserve">[</m:t>
+          </m:r>
+          <m:r>
             <m:t xml:space="preserve">p</m:t>
           </m:r>
           <m:r>
             <m:t xml:space="preserve">′</m:t>
+          </m:r>
+          <m:r>
+            <m:t xml:space="preserve">]</m:t>
           </m:r>
           <m:r>
             <m:t xml:space="preserve">[</m:t>
@@ -677,6 +802,9 @@
               </m:r>
             </m:sub>
           </m:sSub>
+          <m:r>
+            <m:t xml:space="preserve">[</m:t>
+          </m:r>
           <m:sSup>
             <m:e>
               <m:r>
@@ -690,15 +818,15 @@
             </m:sup>
           </m:sSup>
           <m:r>
-            <m:t xml:space="preserve">+</m:t>
+            <m:t xml:space="preserve">]</m:t>
           </m:r>
           <m:r>
-            <m:t xml:space="preserve">i</m:t>
+            <m:t xml:space="preserve">+</m:t>
           </m:r>
           <m:sSup>
             <m:e>
               <m:r>
-                <m:t xml:space="preserve">σ</m:t>
+                <m:t xml:space="preserve">iσ</m:t>
               </m:r>
             </m:e>
             <m:sup>
@@ -707,18 +835,27 @@
               </m:r>
             </m:sup>
           </m:sSup>
-          <m:sSub>
-            <m:e>
+          <m:f>
+            <m:num>
+              <m:sSub>
+                <m:e>
+                  <m:r>
+                    <m:t xml:space="preserve">q</m:t>
+                  </m:r>
+                </m:e>
+                <m:sub>
+                  <m:r>
+                    <m:t xml:space="preserve">ν</m:t>
+                  </m:r>
+                </m:sub>
+              </m:sSub>
+            </m:num>
+            <m:den>
               <m:r>
-                <m:t xml:space="preserve">q</m:t>
+                <m:t xml:space="preserve">2m</m:t>
               </m:r>
-            </m:e>
-            <m:sub>
-              <m:r>
-                <m:t xml:space="preserve">ν</m:t>
-              </m:r>
-            </m:sub>
-          </m:sSub>
+            </m:den>
+          </m:f>
           <m:sSub>
             <m:e>
               <m:r>
@@ -731,27 +868,24 @@
               </m:r>
             </m:sub>
           </m:sSub>
-          <m:f>
-            <m:num>
-              <m:sSup>
-                <m:e>
-                  <m:r>
-                    <m:t xml:space="preserve">q</m:t>
-                  </m:r>
-                </m:e>
-                <m:sup>
-                  <m:r>
-                    <m:t xml:space="preserve">2</m:t>
-                  </m:r>
-                </m:sup>
-              </m:sSup>
-            </m:num>
-            <m:den>
+          <m:r>
+            <m:t xml:space="preserve">[</m:t>
+          </m:r>
+          <m:sSup>
+            <m:e>
               <m:r>
-                <m:t xml:space="preserve">2m</m:t>
+                <m:t xml:space="preserve">q</m:t>
               </m:r>
-            </m:den>
-          </m:f>
+            </m:e>
+            <m:sup>
+              <m:r>
+                <m:t xml:space="preserve">2</m:t>
+              </m:r>
+            </m:sup>
+          </m:sSup>
+          <m:r>
+            <m:t xml:space="preserve">]</m:t>
+          </m:r>
           <m:r>
             <m:t xml:space="preserve">]</m:t>
           </m:r>
@@ -759,19 +893,33 @@
             <m:t xml:space="preserve">u</m:t>
           </m:r>
           <m:r>
+            <m:t xml:space="preserve">[</m:t>
+          </m:r>
+          <m:r>
             <m:t xml:space="preserve">p</m:t>
+          </m:r>
+          <m:r>
+            <m:t xml:space="preserve">]</m:t>
           </m:r>
         </m:oMath>
       </m:oMathPara>
     </w:p>
     <w:p>
       <w:r>
-        <w:t>F1(0) is the electric charge in units of e, after renormalization F1(0)=1. F2(0) multiplies the magnetic moment beyond the Dirac value: a=F2(0).</w:t>
+        <w:t>with q = p′ − p. A term proportional to q^μ alone would violate q_μΓ^μ = 0. A term proportional to (p + p′)^μ is not independent, because the Gordon identity of Section 2.2 rewrites it in terms of the two shown. Terms with γ⁵ would violate parity, which QED conserves. At tree level, F₁ = 1 and F₂ = 0. F₁(0) = 1 to all orders after renormalization, because the charge is defined at q² = 0 (Lesson 68).</w:t>
+      </w:r>
+    </w:p>
+    <w:p>
+      <w:pPr>
+        <w:pStyle w:val="Heading3"/>
+      </w:pPr>
+      <w:r>
+        <w:t>2.2 The Gordon identity</w:t>
       </w:r>
     </w:p>
     <w:p>
       <w:r>
-        <w:t>The Gordon identity,</w:t>
+        <w:t>For on-shell spinors,</w:t>
       </w:r>
     </w:p>
     <w:p>
@@ -785,10 +933,16 @@
             <m:t xml:space="preserve">ū</m:t>
           </m:r>
           <m:r>
+            <m:t xml:space="preserve">[</m:t>
+          </m:r>
+          <m:r>
             <m:t xml:space="preserve">p</m:t>
           </m:r>
           <m:r>
             <m:t xml:space="preserve">′</m:t>
+          </m:r>
+          <m:r>
+            <m:t xml:space="preserve">]</m:t>
           </m:r>
           <m:sSup>
             <m:e>
@@ -806,7 +960,13 @@
             <m:t xml:space="preserve">u</m:t>
           </m:r>
           <m:r>
+            <m:t xml:space="preserve">[</m:t>
+          </m:r>
+          <m:r>
             <m:t xml:space="preserve">p</m:t>
+          </m:r>
+          <m:r>
+            <m:t xml:space="preserve">]</m:t>
           </m:r>
           <m:r>
             <m:t xml:space="preserve">=</m:t>
@@ -815,10 +975,16 @@
             <m:t xml:space="preserve">ū</m:t>
           </m:r>
           <m:r>
+            <m:t xml:space="preserve">[</m:t>
+          </m:r>
+          <m:r>
             <m:t xml:space="preserve">p</m:t>
           </m:r>
           <m:r>
             <m:t xml:space="preserve">′</m:t>
+          </m:r>
+          <m:r>
+            <m:t xml:space="preserve">]</m:t>
           </m:r>
           <m:r>
             <m:t xml:space="preserve">[</m:t>
@@ -831,13 +997,13 @@
                     <m:t xml:space="preserve">p</m:t>
                   </m:r>
                   <m:r>
+                    <m:t xml:space="preserve">′</m:t>
+                  </m:r>
+                  <m:r>
                     <m:t xml:space="preserve">+</m:t>
                   </m:r>
                   <m:r>
                     <m:t xml:space="preserve">p</m:t>
-                  </m:r>
-                  <m:r>
-                    <m:t xml:space="preserve">′</m:t>
                   </m:r>
                 </m:e>
                 <m:sup>
@@ -856,13 +1022,10 @@
           <m:r>
             <m:t xml:space="preserve">+</m:t>
           </m:r>
-          <m:r>
-            <m:t xml:space="preserve">i</m:t>
-          </m:r>
           <m:sSup>
             <m:e>
               <m:r>
-                <m:t xml:space="preserve">σ</m:t>
+                <m:t xml:space="preserve">iσ</m:t>
               </m:r>
             </m:e>
             <m:sup>
@@ -899,14 +1062,184 @@
             <m:t xml:space="preserve">u</m:t>
           </m:r>
           <m:r>
+            <m:t xml:space="preserve">[</m:t>
+          </m:r>
+          <m:r>
             <m:t xml:space="preserve">p</m:t>
+          </m:r>
+          <m:r>
+            <m:t xml:space="preserve">]</m:t>
           </m:r>
         </m:oMath>
       </m:oMathPara>
     </w:p>
     <w:p>
       <w:r>
-        <w:t>shows that even the tree vertex γ^μ already contains a magnetic piece, the one that produces g=2. Any extra F2 is an anomaly on top of that.</w:t>
+        <w:t>(Exercise 3). The first term is the coupling of a scalar charge, which depends only on the momenta. The second is a magnetic coupling. The plain vertex γ^μ therefore already contains a magnetic moment, and it is exactly the g = 2 moment of Section 1. The F₂ term adds to the magnetic part alone.</w:t>
+      </w:r>
+    </w:p>
+    <w:p>
+      <w:pPr>
+        <w:pStyle w:val="Heading3"/>
+      </w:pPr>
+      <w:r>
+        <w:t>2.3 g in terms of form factors</w:t>
+      </w:r>
+    </w:p>
+    <w:p>
+      <w:r>
+        <w:t>Combining Sections 2.1 and 2.2, the magnetic coupling is proportional to F₁(0) + F₂(0), while the charge is proportional to F₁(0). Therefore</w:t>
+      </w:r>
+    </w:p>
+    <w:p>
+      <w:pPr>
+        <w:spacing w:before="100" w:after="40"/>
+        <w:jc w:val="center"/>
+      </w:pPr>
+      <m:oMathPara>
+        <m:oMath>
+          <m:r>
+            <m:t xml:space="preserve">g</m:t>
+          </m:r>
+          <m:r>
+            <m:t xml:space="preserve">=</m:t>
+          </m:r>
+          <m:r>
+            <m:t xml:space="preserve">2</m:t>
+          </m:r>
+          <m:r>
+            <m:t xml:space="preserve">[</m:t>
+          </m:r>
+          <m:sSub>
+            <m:e>
+              <m:r>
+                <m:t xml:space="preserve">F</m:t>
+              </m:r>
+            </m:e>
+            <m:sub>
+              <m:r>
+                <m:t xml:space="preserve">1</m:t>
+              </m:r>
+            </m:sub>
+          </m:sSub>
+          <m:r>
+            <m:t xml:space="preserve">[</m:t>
+          </m:r>
+          <m:r>
+            <m:t xml:space="preserve">0</m:t>
+          </m:r>
+          <m:r>
+            <m:t xml:space="preserve">]</m:t>
+          </m:r>
+          <m:r>
+            <m:t xml:space="preserve">+</m:t>
+          </m:r>
+          <m:sSub>
+            <m:e>
+              <m:r>
+                <m:t xml:space="preserve">F</m:t>
+              </m:r>
+            </m:e>
+            <m:sub>
+              <m:r>
+                <m:t xml:space="preserve">2</m:t>
+              </m:r>
+            </m:sub>
+          </m:sSub>
+          <m:r>
+            <m:t xml:space="preserve">[</m:t>
+          </m:r>
+          <m:r>
+            <m:t xml:space="preserve">0</m:t>
+          </m:r>
+          <m:r>
+            <m:t xml:space="preserve">]</m:t>
+          </m:r>
+          <m:r>
+            <m:t xml:space="preserve">]</m:t>
+          </m:r>
+          <m:r>
+            <m:t xml:space="preserve">=</m:t>
+          </m:r>
+          <m:r>
+            <m:t xml:space="preserve">2</m:t>
+          </m:r>
+          <m:r>
+            <m:t xml:space="preserve">+</m:t>
+          </m:r>
+          <m:sSub>
+            <m:e>
+              <m:r>
+                <m:t xml:space="preserve">2F</m:t>
+              </m:r>
+            </m:e>
+            <m:sub>
+              <m:r>
+                <m:t xml:space="preserve">2</m:t>
+              </m:r>
+            </m:sub>
+          </m:sSub>
+          <m:r>
+            <m:t xml:space="preserve">[</m:t>
+          </m:r>
+          <m:r>
+            <m:t xml:space="preserve">0</m:t>
+          </m:r>
+          <m:r>
+            <m:t xml:space="preserve">]</m:t>
+          </m:r>
+        </m:oMath>
+      </m:oMathPara>
+    </w:p>
+    <w:p>
+      <w:pPr>
+        <w:spacing w:before="40" w:after="160"/>
+        <w:jc w:val="center"/>
+      </w:pPr>
+      <m:oMathPara>
+        <m:oMath>
+          <m:r>
+            <m:t xml:space="preserve">a</m:t>
+          </m:r>
+          <m:r>
+            <m:t xml:space="preserve">=</m:t>
+          </m:r>
+          <m:sSub>
+            <m:e>
+              <m:r>
+                <m:t xml:space="preserve">F</m:t>
+              </m:r>
+            </m:e>
+            <m:sub>
+              <m:r>
+                <m:t xml:space="preserve">2</m:t>
+              </m:r>
+            </m:sub>
+          </m:sSub>
+          <m:r>
+            <m:t xml:space="preserve">[</m:t>
+          </m:r>
+          <m:r>
+            <m:t xml:space="preserve">0</m:t>
+          </m:r>
+          <m:r>
+            <m:t xml:space="preserve">]</m:t>
+          </m:r>
+        </m:oMath>
+      </m:oMathPara>
+    </w:p>
+    <w:p>
+      <w:r>
+        <w:rPr>
+          <w:b/>
+          <w:i/>
+        </w:rPr>
+        <w:t>Worked example 2</w:t>
+      </w:r>
+    </w:p>
+    <w:p>
+      <w:r>
+        <w:t>Verify the form of the magnetic coupling in the nonrelativistic limit. For a static field A(q), the iσ^ij q_j term between two-component spinors becomes, using σ^ij = ε_ijkσ_k, a coupling (q_charge/2m)σ·(iq × A) = (q_charge/2m)σ·B. This is the σ·B term of Section 1.2 with coefficient F₁ + F₂. The effective moment is (q/2m)(1 + F₂(0))σ, so g = 2(1 + F₂(0)).</w:t>
       </w:r>
     </w:p>
     <w:p>
@@ -914,7 +1247,7 @@
         <w:pStyle w:val="Heading2"/>
       </w:pPr>
       <w:r>
-        <w:t>3 Isolating F2 from Lesson 64</w:t>
+        <w:t>3 Why F₂ is finite</w:t>
       </w:r>
     </w:p>
     <w:p>
@@ -922,12 +1255,12 @@
         <w:pStyle w:val="Heading3"/>
       </w:pPr>
       <w:r>
-        <w:t>3.1 Why the integral for F2 converges</w:t>
+        <w:t>3.1 No counterterm</w:t>
       </w:r>
     </w:p>
     <w:p>
       <w:r>
-        <w:t>Lesson 64's iΛ^μ has three propagators in the denominator, growing as k⁶, and a numerator that grows as k², so the diagram is logarithmically divergent. The divergence sits entirely in the coefficient of γ^μ, i.e. in F1. The Pauli structure iσ^{μν}q_ν already carries one power of the external momentum q; that extra q improves the large-k count by one and leaves a finite integral for F2.</w:t>
+        <w:t>Lesson 72, Section 7, noted that a term ψ̄σ^μνψF_μν is gauge invariant but has mass dimension 5. QED, a renormalizable theory, has no such term in its Lagrangian. If the loop produced a divergent F₂, there would be no parameter to absorb it into, and QED would be inconsistent. The renormalizability of QED therefore predicts that F₂ is ultraviolet finite. The calculation confirms this. The divergence of Lesson 64's vertex sits entirely in F₁, where Z₁ absorbs it.</w:t>
       </w:r>
     </w:p>
     <w:p>
@@ -935,12 +1268,78 @@
         <w:pStyle w:val="Heading3"/>
       </w:pPr>
       <w:r>
-        <w:t>3.2 Feynman parameters, then q²=0</w:t>
+        <w:t>3.2 No infrared problem</w:t>
       </w:r>
     </w:p>
     <w:p>
       <w:r>
-        <w:t>Combine the three denominators by Lesson 66's postponed identity, ∫₀¹ dx dy dz δ(x+y+z−1) / (xk²+y(p'+k)²+z(p+k)²)³. Shift k so the denominator is (ℓ²−Δ)³. Lesson 66's Euclidean integral then produces a factor 1/Δ. Projecting onto iσ^{μν}q_ν with the Gordon identity of Section 2, and then setting q=0, collapses the remaining parameter integral to a single line:</w:t>
+        <w:t>The infrared divergence of Lesson 73 also sits in F₁. It comes from the soft-photon region, where the numerator reduces to 4p·p′γ^μ (Lesson 73, Exercise 2), which is pure γ^μ. F₂ has an extra factor of the loop momentum in its numerator, which removes the 1/k divergence at small k. F₂(0) is a finite number, independent of every regulator.</w:t>
+      </w:r>
+    </w:p>
+    <w:p>
+      <w:pPr>
+        <w:pStyle w:val="Heading2"/>
+      </w:pPr>
+      <w:r>
+        <w:t>4 The calculation</w:t>
+      </w:r>
+    </w:p>
+    <w:p>
+      <w:pPr>
+        <w:pStyle w:val="Heading3"/>
+      </w:pPr>
+      <w:r>
+        <w:t>4.1 The integrand</w:t>
+      </w:r>
+    </w:p>
+    <w:p>
+      <w:pPr>
+        <w:spacing w:before="160" w:after="160"/>
+        <w:jc w:val="center"/>
+      </w:pPr>
+      <w:r>
+        <w:rPr>
+          <w:rFonts w:ascii="Consolas" w:hAnsi="Consolas" w:cs="Consolas" w:eastAsia="Consolas"/>
+          <w:sz w:val="20"/>
+        </w:rPr>
+        <w:t xml:space="preserve">  e⁻(p) ───*──────*─── e⁻(p′)</w:t>
+      </w:r>
+      <w:r>
+        <w:rPr>
+          <w:rFonts w:ascii="Consolas" w:hAnsi="Consolas" w:cs="Consolas" w:eastAsia="Consolas"/>
+          <w:sz w:val="20"/>
+        </w:rPr>
+        <w:br/>
+        <w:t xml:space="preserve">            \    /</w:t>
+      </w:r>
+      <w:r>
+        <w:rPr>
+          <w:rFonts w:ascii="Consolas" w:hAnsi="Consolas" w:cs="Consolas" w:eastAsia="Consolas"/>
+          <w:sz w:val="20"/>
+        </w:rPr>
+        <w:br/>
+        <w:t xml:space="preserve">             ~~~~    virtual photon (internal)</w:t>
+      </w:r>
+      <w:r>
+        <w:rPr>
+          <w:rFonts w:ascii="Consolas" w:hAnsi="Consolas" w:cs="Consolas" w:eastAsia="Consolas"/>
+          <w:sz w:val="20"/>
+        </w:rPr>
+        <w:br/>
+        <w:t xml:space="preserve">              |</w:t>
+      </w:r>
+      <w:r>
+        <w:rPr>
+          <w:rFonts w:ascii="Consolas" w:hAnsi="Consolas" w:cs="Consolas" w:eastAsia="Consolas"/>
+          <w:sz w:val="20"/>
+        </w:rPr>
+        <w:br/>
+        <w:t xml:space="preserve">           γ(q) external field</w:t>
+      </w:r>
+    </w:p>
+    <w:p>
+      <w:r>
+        <w:t>Lesson 64's vertex correction combines three denominators with Feynman parameters x, y, z, x + y + z = 1, and the loop momentum is shifted to complete the square. After the shift, the numerator contains terms with γ^μ and terms with (p + p′)^μ. Using the Gordon identity to convert the second kind gives the coefficient of iσ^μν q_ν/2m. The result, quoted from the standard reduction (Exercise 13 outlines the steps), is</w:t>
       </w:r>
     </w:p>
     <w:p>
@@ -963,7 +1362,22 @@
             </m:sub>
           </m:sSub>
           <m:r>
-            <m:t xml:space="preserve">0</m:t>
+            <m:t xml:space="preserve">[</m:t>
+          </m:r>
+          <m:sSup>
+            <m:e>
+              <m:r>
+                <m:t xml:space="preserve">q</m:t>
+              </m:r>
+            </m:e>
+            <m:sup>
+              <m:r>
+                <m:t xml:space="preserve">2</m:t>
+              </m:r>
+            </m:sup>
+          </m:sSup>
+          <m:r>
+            <m:t xml:space="preserve">]</m:t>
           </m:r>
           <m:r>
             <m:t xml:space="preserve">=</m:t>
@@ -976,7 +1390,206 @@
             </m:num>
             <m:den>
               <m:r>
-                <m:t xml:space="preserve">π</m:t>
+                <m:t xml:space="preserve">2π</m:t>
+              </m:r>
+            </m:den>
+          </m:f>
+          <m:r>
+            <m:t xml:space="preserve">∫</m:t>
+          </m:r>
+          <m:r>
+            <m:t xml:space="preserve">dx</m:t>
+          </m:r>
+          <m:r>
+            <m:t xml:space="preserve">dy</m:t>
+          </m:r>
+          <m:r>
+            <m:t xml:space="preserve">dz</m:t>
+          </m:r>
+          <m:r>
+            <m:t xml:space="preserve">δ</m:t>
+          </m:r>
+          <m:r>
+            <m:t xml:space="preserve">[</m:t>
+          </m:r>
+          <m:r>
+            <m:t xml:space="preserve">x</m:t>
+          </m:r>
+          <m:r>
+            <m:t xml:space="preserve">+</m:t>
+          </m:r>
+          <m:r>
+            <m:t xml:space="preserve">y</m:t>
+          </m:r>
+          <m:r>
+            <m:t xml:space="preserve">+</m:t>
+          </m:r>
+          <m:r>
+            <m:t xml:space="preserve">z</m:t>
+          </m:r>
+          <m:r>
+            <m:t xml:space="preserve">−</m:t>
+          </m:r>
+          <m:r>
+            <m:t xml:space="preserve">1</m:t>
+          </m:r>
+          <m:r>
+            <m:t xml:space="preserve">]</m:t>
+          </m:r>
+          <m:f>
+            <m:num>
+              <m:sSup>
+                <m:e>
+                  <m:r>
+                    <m:t xml:space="preserve">2m</m:t>
+                  </m:r>
+                </m:e>
+                <m:sup>
+                  <m:r>
+                    <m:t xml:space="preserve">2</m:t>
+                  </m:r>
+                </m:sup>
+              </m:sSup>
+              <m:r>
+                <m:t xml:space="preserve">z</m:t>
+              </m:r>
+              <m:r>
+                <m:t xml:space="preserve">[</m:t>
+              </m:r>
+              <m:r>
+                <m:t xml:space="preserve">1</m:t>
+              </m:r>
+              <m:r>
+                <m:t xml:space="preserve">−</m:t>
+              </m:r>
+              <m:r>
+                <m:t xml:space="preserve">z</m:t>
+              </m:r>
+              <m:r>
+                <m:t xml:space="preserve">]</m:t>
+              </m:r>
+            </m:num>
+            <m:den>
+              <m:sSup>
+                <m:e>
+                  <m:r>
+                    <m:t xml:space="preserve">m</m:t>
+                  </m:r>
+                </m:e>
+                <m:sup>
+                  <m:r>
+                    <m:t xml:space="preserve">2</m:t>
+                  </m:r>
+                </m:sup>
+              </m:sSup>
+              <m:sSup>
+                <m:e>
+                  <m:r>
+                    <m:t xml:space="preserve">[</m:t>
+                  </m:r>
+                  <m:r>
+                    <m:t xml:space="preserve">1</m:t>
+                  </m:r>
+                  <m:r>
+                    <m:t xml:space="preserve">−</m:t>
+                  </m:r>
+                  <m:r>
+                    <m:t xml:space="preserve">z</m:t>
+                  </m:r>
+                  <m:r>
+                    <m:t xml:space="preserve">]</m:t>
+                  </m:r>
+                </m:e>
+                <m:sup>
+                  <m:r>
+                    <m:t xml:space="preserve">2</m:t>
+                  </m:r>
+                </m:sup>
+              </m:sSup>
+              <m:r>
+                <m:t xml:space="preserve">−</m:t>
+              </m:r>
+              <m:sSup>
+                <m:e>
+                  <m:r>
+                    <m:t xml:space="preserve">q</m:t>
+                  </m:r>
+                </m:e>
+                <m:sup>
+                  <m:r>
+                    <m:t xml:space="preserve">2</m:t>
+                  </m:r>
+                </m:sup>
+              </m:sSup>
+              <m:r>
+                <m:t xml:space="preserve">x</m:t>
+              </m:r>
+              <m:r>
+                <m:t xml:space="preserve">y</m:t>
+              </m:r>
+            </m:den>
+          </m:f>
+        </m:oMath>
+      </m:oMathPara>
+    </w:p>
+    <w:p>
+      <w:r>
+        <w:t>The integrand contains no cutoff and no photon mass. Its finiteness, argued in Section 3, is visible directly.</w:t>
+      </w:r>
+    </w:p>
+    <w:p>
+      <w:pPr>
+        <w:pStyle w:val="Heading3"/>
+      </w:pPr>
+      <w:r>
+        <w:t>4.2 Evaluating at q² = 0</w:t>
+      </w:r>
+    </w:p>
+    <w:p>
+      <w:r>
+        <w:t>At q² = 0 the denominator is m²(1 − z)², and the integrand becomes 2z(1 − z)/(1 − z)² = 2z/(1 − z). It depends only on z. For fixed z, the integral over x and y along the line x + y = 1 − z gives the length (1 − z). Therefore</w:t>
+      </w:r>
+    </w:p>
+    <w:p>
+      <w:pPr>
+        <w:spacing w:before="100" w:after="160"/>
+        <w:jc w:val="center"/>
+      </w:pPr>
+      <m:oMathPara>
+        <m:oMath>
+          <m:sSub>
+            <m:e>
+              <m:r>
+                <m:t xml:space="preserve">F</m:t>
+              </m:r>
+            </m:e>
+            <m:sub>
+              <m:r>
+                <m:t xml:space="preserve">2</m:t>
+              </m:r>
+            </m:sub>
+          </m:sSub>
+          <m:r>
+            <m:t xml:space="preserve">[</m:t>
+          </m:r>
+          <m:r>
+            <m:t xml:space="preserve">0</m:t>
+          </m:r>
+          <m:r>
+            <m:t xml:space="preserve">]</m:t>
+          </m:r>
+          <m:r>
+            <m:t xml:space="preserve">=</m:t>
+          </m:r>
+          <m:f>
+            <m:num>
+              <m:r>
+                <m:t xml:space="preserve">α</m:t>
+              </m:r>
+            </m:num>
+            <m:den>
+              <m:r>
+                <m:t xml:space="preserve">2π</m:t>
               </m:r>
             </m:den>
           </m:f>
@@ -998,7 +1611,7 @@
             </m:sup>
           </m:sSubSup>
           <m:r>
-            <m:t xml:space="preserve">du</m:t>
+            <m:t xml:space="preserve">dz</m:t>
           </m:r>
           <m:r>
             <m:t xml:space="preserve">1</m:t>
@@ -1007,8 +1620,29 @@
             <m:t xml:space="preserve">−</m:t>
           </m:r>
           <m:r>
-            <m:t xml:space="preserve">u</m:t>
+            <m:t xml:space="preserve">z</m:t>
           </m:r>
+          <m:r>
+            <m:t xml:space="preserve">·</m:t>
+          </m:r>
+          <m:f>
+            <m:num>
+              <m:r>
+                <m:t xml:space="preserve">2z</m:t>
+              </m:r>
+            </m:num>
+            <m:den>
+              <m:r>
+                <m:t xml:space="preserve">1</m:t>
+              </m:r>
+              <m:r>
+                <m:t xml:space="preserve">−</m:t>
+              </m:r>
+              <m:r>
+                <m:t xml:space="preserve">z</m:t>
+              </m:r>
+            </m:den>
+          </m:f>
           <m:r>
             <m:t xml:space="preserve">=</m:t>
           </m:r>
@@ -1020,44 +1654,14 @@
             </m:num>
             <m:den>
               <m:r>
-                <m:t xml:space="preserve">π</m:t>
+                <m:t xml:space="preserve">2π</m:t>
               </m:r>
             </m:den>
           </m:f>
           <m:sSubSup>
             <m:e>
               <m:r>
-                <m:t xml:space="preserve">[</m:t>
-              </m:r>
-              <m:r>
-                <m:t xml:space="preserve">u</m:t>
-              </m:r>
-              <m:r>
-                <m:t xml:space="preserve">−</m:t>
-              </m:r>
-              <m:f>
-                <m:num>
-                  <m:sSup>
-                    <m:e>
-                      <m:r>
-                        <m:t xml:space="preserve">u</m:t>
-                      </m:r>
-                    </m:e>
-                    <m:sup>
-                      <m:r>
-                        <m:t xml:space="preserve">2</m:t>
-                      </m:r>
-                    </m:sup>
-                  </m:sSup>
-                </m:num>
-                <m:den>
-                  <m:r>
-                    <m:t xml:space="preserve">2</m:t>
-                  </m:r>
-                </m:den>
-              </m:f>
-              <m:r>
-                <m:t xml:space="preserve">]</m:t>
+                <m:t xml:space="preserve">∫</m:t>
               </m:r>
             </m:e>
             <m:sub>
@@ -1071,6 +1675,12 @@
               </m:r>
             </m:sup>
           </m:sSubSup>
+          <m:r>
+            <m:t xml:space="preserve">2z</m:t>
+          </m:r>
+          <m:r>
+            <m:t xml:space="preserve">dz</m:t>
+          </m:r>
           <m:r>
             <m:t xml:space="preserve">=</m:t>
           </m:r>
@@ -1091,7 +1701,7 @@
     </w:p>
     <w:p>
       <w:r>
-        <w:t>The integrand (1−u) is not an ansatz: it is what remains of Lesson 64's numerator after the terms that produce γ^μ have been subtracted, at vanishing momentum transfer. Then a=F2(0)=α/(2π) and g=2+α/π=2(1+α/(2π)).</w:t>
+        <w:t>This is Schwinger's result, published in Physical Review 73, 416 (1948).</w:t>
       </w:r>
     </w:p>
     <w:p>
@@ -1100,12 +1710,25 @@
           <w:b/>
           <w:i/>
         </w:rPr>
-        <w:t>Worked example 2</w:t>
+        <w:t>Worked example 3</w:t>
       </w:r>
     </w:p>
     <w:p>
       <w:r>
-        <w:t>Compute g from α=1/137.036. a=1/(2π×137.036)=0.0011614, g=2.0023228, matching Lesson 43, Exercise 13. The experimental electron anomaly is 0.00115965218073(28) (CODATA), so this one-loop term accounts for all but about 0.15% of a; the rest is higher loops and a tiny hadronic piece (Lesson 78). Schwinger's letter is Phys. Rev. 73, 416 (1948).</w:t>
+        <w:t>Evaluate g numerically. With α = 1/137.035999, a = 1/(2π × 137.036) = 0.00116141, so g = 2.00232282. Lesson 43's number has become a prediction. The measured value is a_e = 0.00115965218059(13). The one-loop term is too large by 1.8×10⁻⁶, about 0.15 percent, and the rest of this section accounts for the difference.</w:t>
+      </w:r>
+    </w:p>
+    <w:p>
+      <w:pPr>
+        <w:pStyle w:val="Heading3"/>
+      </w:pPr>
+      <w:r>
+        <w:t>4.3 The q² dependence</w:t>
+      </w:r>
+    </w:p>
+    <w:p>
+      <w:r>
+        <w:t>For q² ≠ 0, F₂ decreases. At large spacelike momentum transfer it falls roughly like (α/2π)(m²/Q²)ln(Q²/m²). The anomalous moment is a long-distance property of the electron, a statement about its interaction with slowly varying fields. Exercise 8 shows that F₂ decreases from its q² = 0 value already at small Q².</w:t>
       </w:r>
     </w:p>
     <w:p>
@@ -1113,12 +1736,329 @@
         <w:pStyle w:val="Heading2"/>
       </w:pPr>
       <w:r>
-        <w:t>4 Why F2(0) could not have been absorbed</w:t>
+        <w:t>5 Comparison with experiment</w:t>
+      </w:r>
+    </w:p>
+    <w:p>
+      <w:pPr>
+        <w:pStyle w:val="Heading3"/>
+      </w:pPr>
+      <w:r>
+        <w:t>5.1 The history</w:t>
       </w:r>
     </w:p>
     <w:p>
       <w:r>
-        <w:t>Lesson 67 absorbed divergences into parameters already in the Lagrangian. There is no tree-level σ^{μν}F_μν ψ̄ψ operator in ℒ_QED. A finite F2(0) is therefore a prediction, not a quantity that can be hidden in e or m. That is why a=(g−2)/2 is a precision test rather than a renormalization condition.</w:t>
+        <w:t>Kusch and Foley measured the electron's magnetic moment in 1947, using the Zeeman splitting of atomic levels, and found a = 0.00119 ± 0.00005. Schwinger's α/(2π) = 0.00116 followed a few months later. It was one of the first successful calculations in renormalized QED, and it established that loops are real.</w:t>
+      </w:r>
+    </w:p>
+    <w:p>
+      <w:pPr>
+        <w:pStyle w:val="Heading3"/>
+      </w:pPr>
+      <w:r>
+        <w:t>5.2 The modern measurement</w:t>
+      </w:r>
+    </w:p>
+    <w:p>
+      <w:r>
+        <w:t>Today a single electron is held for months in a Penning trap, a combination of a strong magnetic field and an electrostatic quadrupole field. The cyclotron frequency ω_c and the spin-precession frequency ω_s are both measured. Their ratio gives the anomaly directly, a = (ω_s − ω_c)/ω_c, since ω_s = gω_c/2. Fan, Myers, Sukra, and Gabrielse reported in 2023</w:t>
+      </w:r>
+    </w:p>
+    <w:p>
+      <w:pPr>
+        <w:spacing w:before="100" w:after="160"/>
+        <w:jc w:val="center"/>
+      </w:pPr>
+      <m:oMathPara>
+        <m:oMath>
+          <m:sSub>
+            <m:e>
+              <m:r>
+                <m:t xml:space="preserve">a</m:t>
+              </m:r>
+            </m:e>
+            <m:sub>
+              <m:r>
+                <m:t xml:space="preserve">e</m:t>
+              </m:r>
+            </m:sub>
+          </m:sSub>
+          <m:r>
+            <m:t xml:space="preserve">=</m:t>
+          </m:r>
+          <m:r>
+            <m:t xml:space="preserve">0.00115965218059</m:t>
+          </m:r>
+          <m:r>
+            <m:t xml:space="preserve">±</m:t>
+          </m:r>
+          <m:r>
+            <m:t xml:space="preserve">0.00000000000013</m:t>
+          </m:r>
+        </m:oMath>
+      </m:oMathPara>
+    </w:p>
+    <w:p>
+      <w:r>
+        <w:t>an uncertainty of 0.11 parts per billion of a.</w:t>
+      </w:r>
+    </w:p>
+    <w:p>
+      <w:pPr>
+        <w:pStyle w:val="Heading3"/>
+      </w:pPr>
+      <w:r>
+        <w:t>5.3 The theory to five loops</w:t>
+      </w:r>
+    </w:p>
+    <w:p>
+      <w:r>
+        <w:t>The QED prediction is a series in α/π:</w:t>
+      </w:r>
+    </w:p>
+    <w:p>
+      <w:pPr>
+        <w:spacing w:before="100" w:after="160"/>
+        <w:jc w:val="center"/>
+      </w:pPr>
+      <m:oMathPara>
+        <m:oMath>
+          <m:sSub>
+            <m:e>
+              <m:r>
+                <m:t xml:space="preserve">a</m:t>
+              </m:r>
+            </m:e>
+            <m:sub>
+              <m:r>
+                <m:t xml:space="preserve">e</m:t>
+              </m:r>
+            </m:sub>
+          </m:sSub>
+          <m:r>
+            <m:t xml:space="preserve">=</m:t>
+          </m:r>
+          <m:sSub>
+            <m:e>
+              <m:r>
+                <m:t xml:space="preserve">C</m:t>
+              </m:r>
+            </m:e>
+            <m:sub>
+              <m:r>
+                <m:t xml:space="preserve">1</m:t>
+              </m:r>
+            </m:sub>
+          </m:sSub>
+          <m:f>
+            <m:num>
+              <m:r>
+                <m:t xml:space="preserve">α</m:t>
+              </m:r>
+            </m:num>
+            <m:den>
+              <m:r>
+                <m:t xml:space="preserve">π</m:t>
+              </m:r>
+            </m:den>
+          </m:f>
+          <m:r>
+            <m:t xml:space="preserve">+</m:t>
+          </m:r>
+          <m:sSub>
+            <m:e>
+              <m:r>
+                <m:t xml:space="preserve">C</m:t>
+              </m:r>
+            </m:e>
+            <m:sub>
+              <m:r>
+                <m:t xml:space="preserve">2</m:t>
+              </m:r>
+            </m:sub>
+          </m:sSub>
+          <m:sSup>
+            <m:e>
+              <m:f>
+                <m:num>
+                  <m:r>
+                    <m:t xml:space="preserve">α</m:t>
+                  </m:r>
+                </m:num>
+                <m:den>
+                  <m:r>
+                    <m:t xml:space="preserve">π</m:t>
+                  </m:r>
+                </m:den>
+              </m:f>
+            </m:e>
+            <m:sup>
+              <m:r>
+                <m:t xml:space="preserve">2</m:t>
+              </m:r>
+            </m:sup>
+          </m:sSup>
+          <m:r>
+            <m:t xml:space="preserve">+</m:t>
+          </m:r>
+          <m:sSub>
+            <m:e>
+              <m:r>
+                <m:t xml:space="preserve">C</m:t>
+              </m:r>
+            </m:e>
+            <m:sub>
+              <m:r>
+                <m:t xml:space="preserve">3</m:t>
+              </m:r>
+            </m:sub>
+          </m:sSub>
+          <m:sSup>
+            <m:e>
+              <m:f>
+                <m:num>
+                  <m:r>
+                    <m:t xml:space="preserve">α</m:t>
+                  </m:r>
+                </m:num>
+                <m:den>
+                  <m:r>
+                    <m:t xml:space="preserve">π</m:t>
+                  </m:r>
+                </m:den>
+              </m:f>
+            </m:e>
+            <m:sup>
+              <m:r>
+                <m:t xml:space="preserve">3</m:t>
+              </m:r>
+            </m:sup>
+          </m:sSup>
+          <m:r>
+            <m:t xml:space="preserve">+</m:t>
+          </m:r>
+          <m:sSub>
+            <m:e>
+              <m:r>
+                <m:t xml:space="preserve">C</m:t>
+              </m:r>
+            </m:e>
+            <m:sub>
+              <m:r>
+                <m:t xml:space="preserve">4</m:t>
+              </m:r>
+            </m:sub>
+          </m:sSub>
+          <m:sSup>
+            <m:e>
+              <m:f>
+                <m:num>
+                  <m:r>
+                    <m:t xml:space="preserve">α</m:t>
+                  </m:r>
+                </m:num>
+                <m:den>
+                  <m:r>
+                    <m:t xml:space="preserve">π</m:t>
+                  </m:r>
+                </m:den>
+              </m:f>
+            </m:e>
+            <m:sup>
+              <m:r>
+                <m:t xml:space="preserve">4</m:t>
+              </m:r>
+            </m:sup>
+          </m:sSup>
+          <m:r>
+            <m:t xml:space="preserve">+</m:t>
+          </m:r>
+          <m:sSub>
+            <m:e>
+              <m:r>
+                <m:t xml:space="preserve">C</m:t>
+              </m:r>
+            </m:e>
+            <m:sub>
+              <m:r>
+                <m:t xml:space="preserve">5</m:t>
+              </m:r>
+            </m:sub>
+          </m:sSub>
+          <m:sSup>
+            <m:e>
+              <m:f>
+                <m:num>
+                  <m:r>
+                    <m:t xml:space="preserve">α</m:t>
+                  </m:r>
+                </m:num>
+                <m:den>
+                  <m:r>
+                    <m:t xml:space="preserve">π</m:t>
+                  </m:r>
+                </m:den>
+              </m:f>
+            </m:e>
+            <m:sup>
+              <m:r>
+                <m:t xml:space="preserve">5</m:t>
+              </m:r>
+            </m:sup>
+          </m:sSup>
+          <m:r>
+            <m:t xml:space="preserve">+</m:t>
+          </m:r>
+          <m:r>
+            <m:t xml:space="preserve">⋯</m:t>
+          </m:r>
+        </m:oMath>
+      </m:oMathPara>
+    </w:p>
+    <w:p>
+      <w:r>
+        <w:t>with C₁ = 1/2 (Schwinger), C₂ = −0.3284790 (Petermann and Sommerfield, 1957), C₃ = 1.1812415 (completed analytically by Laporta and Remiddi in 1996), C₄ ≈ −1.912 (numerical, with 891 Feynman diagrams), and C₅ ≈ 6 to 7 (12,672 diagrams). Small additional terms come from muon and tau loops, from hadrons, and from the weak interaction, together about 2×10⁻¹² (Lesson 78). Their numerical values are quoted, not derived.</w:t>
+      </w:r>
+    </w:p>
+    <w:p>
+      <w:r>
+        <w:rPr>
+          <w:b/>
+          <w:i/>
+        </w:rPr>
+        <w:t>Worked example 4</w:t>
+      </w:r>
+    </w:p>
+    <w:p>
+      <w:r>
+        <w:t>Sum the first three terms. With α/π = 2.3228195×10⁻³: C₁(α/π) = 1.1614097×10⁻³. C₂(α/π)² = −0.328479 × 5.39549×10⁻⁶ = −1.77231×10⁻⁶. C₃(α/π)³ = 1.181241 × 1.25327×10⁻⁸ = 1.48042×10⁻⁸. The sum is 1.1596522×10⁻³, already in agreement with the measured value to seven significant figures. The fourth-order term, about −5.6×10⁻¹¹, is needed for the next digits.</w:t>
+      </w:r>
+    </w:p>
+    <w:p>
+      <w:pPr>
+        <w:pStyle w:val="Heading3"/>
+      </w:pPr>
+      <w:r>
+        <w:t>5.4 Determining α</w:t>
+      </w:r>
+    </w:p>
+    <w:p>
+      <w:r>
+        <w:t>Because the theory is so precise, the measured a_e can be turned around to determine α. The 2023 measurement gives 1/α = 137.035999166(15). Independent determinations, from the recoil of cesium atoms (Berkeley, 2018) and rubidium atoms (Paris, 2020) in atom interferometers, give 137.035999046(27) and 137.035999206(11). These two atomic results disagree with each other by more than five standard deviations, for reasons not yet understood. The electron value lies between them. At this level the comparison tests QED to roughly one part in 10¹⁰.</w:t>
+      </w:r>
+    </w:p>
+    <w:p>
+      <w:pPr>
+        <w:pStyle w:val="Heading3"/>
+      </w:pPr>
+      <w:r>
+        <w:t>5.5 The muon</w:t>
+      </w:r>
+    </w:p>
+    <w:p>
+      <w:r>
+        <w:t>The muon's one-loop anomaly is the same α/(2π), since the calculation in Section 4 does not depend on the mass. At higher orders, electron loops in the photon propagator enhance a_μ through logarithms of m_μ/m_e. Because a_μ is more sensitive to heavy particles, by a factor of about (m_μ/m_e)² ≈ 4×10⁴, its hadronic and weak contributions are much larger. The Fermilab experiment reported its final result in 2025, a_μ ≈ 0.00116592071, with an uncertainty of about 0.13 parts per million. The most recent theoretical evaluation, which uses lattice calculations for the leading hadronic contribution, agrees with it. Earlier evaluations based on e⁺e⁻ → hadrons data did not. That difference is being studied and is noted here, not resolved.</w:t>
       </w:r>
     </w:p>
     <w:p>
@@ -1126,7 +2066,20 @@
         <w:pStyle w:val="Heading2"/>
       </w:pPr>
       <w:r>
-        <w:t>5 Connections to QED</w:t>
+        <w:t>6 What this lesson has not done</w:t>
+      </w:r>
+    </w:p>
+    <w:p>
+      <w:r>
+        <w:t>This lesson derived g = 2 and the form-factor structure, and evaluated the one-loop F₂(0) from its Feynman-parameter integral. It quoted, rather than derived, the Dirac algebra that produces that integrand from Lesson 64's numerator. It quoted all coefficients beyond one loop, the non-QED contributions, and the experimental numbers. It did not compute F₁'s finite part, which contributes to the Lamb shift of Lesson 76.</w:t>
+      </w:r>
+    </w:p>
+    <w:p>
+      <w:pPr>
+        <w:pStyle w:val="Heading2"/>
+      </w:pPr>
+      <w:r>
+        <w:t>7 Connections to QED</w:t>
       </w:r>
     </w:p>
     <w:tbl>
@@ -1183,7 +2136,7 @@
                 <w:b/>
                 <w:color w:val="FFFFFF"/>
               </w:rPr>
-              <w:t>Where it is used</w:t>
+              <w:t>Where it is used next</w:t>
             </w:r>
           </w:p>
         </w:tc>
@@ -1202,7 +2155,7 @@
           </w:tcPr>
           <w:p>
             <w:r>
-              <w:t>F1, F2 decomposition</w:t>
+              <w:t>H = π²/2m − (q/2m)σ·B, g = 2</w:t>
             </w:r>
           </w:p>
         </w:tc>
@@ -1219,7 +2172,7 @@
           </w:tcPr>
           <w:p>
             <w:r>
-              <w:t>Organizes every later vertex correction</w:t>
+              <w:t>Lesson 39's promise; the baseline for every correction</w:t>
             </w:r>
           </w:p>
         </w:tc>
@@ -1239,7 +2192,7 @@
           </w:tcPr>
           <w:p>
             <w:r>
-              <w:t>F2(0)=α/(2π)</w:t>
+              <w:t>Γ^μ = γ^μF₁ + (iσ^μν q_ν/2m)F₂</w:t>
             </w:r>
           </w:p>
         </w:tc>
@@ -1257,7 +2210,7 @@
           </w:tcPr>
           <w:p>
             <w:r>
-              <w:t>Schwinger's a; Lesson 43's number, now derived</w:t>
+              <w:t>The structure of every on-shell vertex correction</w:t>
             </w:r>
           </w:p>
         </w:tc>
@@ -1276,7 +2229,7 @@
           </w:tcPr>
           <w:p>
             <w:r>
-              <w:t>g=2 from Gordon plus tree γ^μ</w:t>
+              <w:t>g = 2(F₁(0) + F₂(0)), a = F₂(0)</w:t>
             </w:r>
           </w:p>
         </w:tc>
@@ -1293,7 +2246,155 @@
           </w:tcPr>
           <w:p>
             <w:r>
-              <w:t>Completes Lesson 39's postponement</w:t>
+              <w:t>Defining the anomaly</w:t>
+            </w:r>
+          </w:p>
+        </w:tc>
+      </w:tr>
+      <w:tr>
+        <w:tc>
+          <w:tcPr>
+            <w:tcW w:type="dxa" w:w="3264"/>
+            <w:vAlign w:val="center"/>
+            <w:shd w:fill="EAF2F8"/>
+            <w:tcMar>
+              <w:top w:w="100" w:type="dxa"/>
+              <w:start w:w="100" w:type="dxa"/>
+              <w:bottom w:w="100" w:type="dxa"/>
+              <w:end w:w="100" w:type="dxa"/>
+            </w:tcMar>
+          </w:tcPr>
+          <w:p>
+            <w:r>
+              <w:t>F₂ finite: no counterterm, no infrared problem</w:t>
+            </w:r>
+          </w:p>
+        </w:tc>
+        <w:tc>
+          <w:tcPr>
+            <w:tcW w:type="dxa" w:w="6528"/>
+            <w:vAlign w:val="center"/>
+            <w:shd w:fill="EAF2F8"/>
+            <w:tcMar>
+              <w:top w:w="100" w:type="dxa"/>
+              <w:start w:w="100" w:type="dxa"/>
+              <w:bottom w:w="100" w:type="dxa"/>
+              <w:end w:w="100" w:type="dxa"/>
+            </w:tcMar>
+          </w:tcPr>
+          <w:p>
+            <w:r>
+              <w:t>A clean prediction of a renormalizable theory</w:t>
+            </w:r>
+          </w:p>
+        </w:tc>
+      </w:tr>
+      <w:tr>
+        <w:tc>
+          <w:tcPr>
+            <w:tcW w:type="dxa" w:w="3264"/>
+            <w:vAlign w:val="center"/>
+            <w:tcMar>
+              <w:top w:w="100" w:type="dxa"/>
+              <w:start w:w="100" w:type="dxa"/>
+              <w:bottom w:w="100" w:type="dxa"/>
+              <w:end w:w="100" w:type="dxa"/>
+            </w:tcMar>
+          </w:tcPr>
+          <w:p>
+            <w:r>
+              <w:t>F₂(0) = α/2π</w:t>
+            </w:r>
+          </w:p>
+        </w:tc>
+        <w:tc>
+          <w:tcPr>
+            <w:tcW w:type="dxa" w:w="6528"/>
+            <w:vAlign w:val="center"/>
+            <w:tcMar>
+              <w:top w:w="100" w:type="dxa"/>
+              <w:start w:w="100" w:type="dxa"/>
+              <w:bottom w:w="100" w:type="dxa"/>
+              <w:end w:w="100" w:type="dxa"/>
+            </w:tcMar>
+          </w:tcPr>
+          <w:p>
+            <w:r>
+              <w:t>Schwinger's result; Lesson 43's α/(2π)</w:t>
+            </w:r>
+          </w:p>
+        </w:tc>
+      </w:tr>
+      <w:tr>
+        <w:tc>
+          <w:tcPr>
+            <w:tcW w:type="dxa" w:w="3264"/>
+            <w:vAlign w:val="center"/>
+            <w:shd w:fill="EAF2F8"/>
+            <w:tcMar>
+              <w:top w:w="100" w:type="dxa"/>
+              <w:start w:w="100" w:type="dxa"/>
+              <w:bottom w:w="100" w:type="dxa"/>
+              <w:end w:w="100" w:type="dxa"/>
+            </w:tcMar>
+          </w:tcPr>
+          <w:p>
+            <w:r>
+              <w:t>a_e to five loops and the determination of α</w:t>
+            </w:r>
+          </w:p>
+        </w:tc>
+        <w:tc>
+          <w:tcPr>
+            <w:tcW w:type="dxa" w:w="6528"/>
+            <w:vAlign w:val="center"/>
+            <w:shd w:fill="EAF2F8"/>
+            <w:tcMar>
+              <w:top w:w="100" w:type="dxa"/>
+              <w:start w:w="100" w:type="dxa"/>
+              <w:bottom w:w="100" w:type="dxa"/>
+              <w:end w:w="100" w:type="dxa"/>
+            </w:tcMar>
+          </w:tcPr>
+          <w:p>
+            <w:r>
+              <w:t>Precision tests, Lesson 78</w:t>
+            </w:r>
+          </w:p>
+        </w:tc>
+      </w:tr>
+      <w:tr>
+        <w:tc>
+          <w:tcPr>
+            <w:tcW w:type="dxa" w:w="3264"/>
+            <w:vAlign w:val="center"/>
+            <w:tcMar>
+              <w:top w:w="100" w:type="dxa"/>
+              <w:start w:w="100" w:type="dxa"/>
+              <w:bottom w:w="100" w:type="dxa"/>
+              <w:end w:w="100" w:type="dxa"/>
+            </w:tcMar>
+          </w:tcPr>
+          <w:p>
+            <w:r>
+              <w:t>F₁'s slope and F₂ in hydrogen</w:t>
+            </w:r>
+          </w:p>
+        </w:tc>
+        <w:tc>
+          <w:tcPr>
+            <w:tcW w:type="dxa" w:w="6528"/>
+            <w:vAlign w:val="center"/>
+            <w:tcMar>
+              <w:top w:w="100" w:type="dxa"/>
+              <w:start w:w="100" w:type="dxa"/>
+              <w:bottom w:w="100" w:type="dxa"/>
+              <w:end w:w="100" w:type="dxa"/>
+            </w:tcMar>
+          </w:tcPr>
+          <w:p>
+            <w:r>
+              <w:t>The Lamb shift, Lesson 76</w:t>
             </w:r>
           </w:p>
         </w:tc>
@@ -1304,7 +2405,7 @@
         <w:pStyle w:val="Heading2"/>
       </w:pPr>
       <w:r>
-        <w:t>6 Summary</w:t>
+        <w:t>8 Summary</w:t>
       </w:r>
     </w:p>
     <w:p>
@@ -1316,7 +2417,7 @@
         </w:numPr>
       </w:pPr>
       <w:r>
-        <w:t>The on-shell vertex is described by F1(q²) and F2(q²).</w:t>
+        <w:t>Squaring the Dirac Hamiltonian gives π²/2m − (q/2m)σ·B, so g = 2 with no free parameter.</w:t>
       </w:r>
     </w:p>
     <w:p>
@@ -1328,7 +2429,7 @@
         </w:numPr>
       </w:pPr>
       <w:r>
-        <w:t>F1(0)=1 after charge renormalization; F2(0)=a=(g−2)/2.</w:t>
+        <w:t>The general on-shell vertex is γ^μF₁(q²) + (iσ^μν q_ν/2m)F₂(q²). The Gordon identity shows that γ^μ already contains the g = 2 moment, so g = 2(F₁(0) + F₂(0)).</w:t>
       </w:r>
     </w:p>
     <w:p>
@@ -1340,7 +2441,7 @@
         </w:numPr>
       </w:pPr>
       <w:r>
-        <w:t>Gordon's identity shows g=2 already sitting inside the tree vertex.</w:t>
+        <w:t>F₂ is ultraviolet finite, because QED has no dimension-5 counterterm, and infrared finite, because soft photons couple only through γ^μ.</w:t>
       </w:r>
     </w:p>
     <w:p>
@@ -1352,7 +2453,7 @@
         </w:numPr>
       </w:pPr>
       <w:r>
-        <w:t>The one-loop vertex correction gives F2(0)=α/(2π), ultraviolet-finite.</w:t>
+        <w:t>At q² = 0 the Feynman-parameter integral gives F₂(0) = (α/2π)∫2z dz = α/(2π).</w:t>
       </w:r>
     </w:p>
     <w:p>
@@ -1364,7 +2465,19 @@
         </w:numPr>
       </w:pPr>
       <w:r>
-        <w:t>This cannot be absorbed into ℒ_QED's existing parameters, so it is a prediction.</w:t>
+        <w:t>Higher orders, through five loops, agree with the measured a_e = 0.00115965218059(13). Turned around, the measurement gives 1/α = 137.035999166(15).</w:t>
+      </w:r>
+    </w:p>
+    <w:p>
+      <w:pPr>
+        <w:pStyle w:val="ListNumber"/>
+        <w:numPr>
+          <w:ilvl w:val="0"/>
+          <w:numId w:val="10"/>
+        </w:numPr>
+      </w:pPr>
+      <w:r>
+        <w:t>The muon's anomaly shares the one-loop term but is far more sensitive to heavy particles. Its theoretical status is under active study.</w:t>
       </w:r>
     </w:p>
     <w:p>
@@ -1465,7 +2578,7 @@
           </w:tcPr>
           <w:p>
             <w:r>
-              <w:t>From μ=g(e/2m)S, S=σ/2, recover g=2 from the Dirac magnetic term −(e/2m)σ·B.</w:t>
+              <w:t>Prove (σ·a)(σ·b) = a·b + iσ·(a × b) for operators a and b, and use [π_i, π_j] = iqε_ijkB_k to show (σ·π)² = π² − qσ·B.</w:t>
             </w:r>
           </w:p>
         </w:tc>
@@ -1503,7 +2616,7 @@
           </w:tcPr>
           <w:p>
             <w:r>
-              <w:t>Write the F1, F2 decomposition and state F1(0) and F2(0).</w:t>
+              <w:t>Derive [π_i, π_j] = iqε_ijkB_k from π = −i∇ − qA.</w:t>
             </w:r>
           </w:p>
         </w:tc>
@@ -1539,7 +2652,7 @@
           </w:tcPr>
           <w:p>
             <w:r>
-              <w:t>Using Gordon, show that γ^μ contains iσ^{μν}q_ν/(2m).</w:t>
+              <w:t>Prove the Gordon identity, starting from ū(p′)[p̸′γ^μ + γ^μp̸]u(p) = 2mū(p′)γ^μu(p).</w:t>
             </w:r>
           </w:p>
         </w:tc>
@@ -1577,7 +2690,7 @@
           </w:tcPr>
           <w:p>
             <w:r>
-              <w:t>Why are only two form factors needed (parity, Lorentz, on-shell)?</w:t>
+              <w:t>Show that a vertex term proportional to q^μ alone would violate q_μΓ^μ = 0 for on-shell spinors.</w:t>
             </w:r>
           </w:p>
         </w:tc>
@@ -1613,7 +2726,7 @@
           </w:tcPr>
           <w:p>
             <w:r>
-              <w:t>Why is F2(0) UV-finite while F1's one-loop piece is not?</w:t>
+              <w:t>Show that g = 2(F₁(0) + F₂(0)), combining Section 2.1 with the Gordon identity.</w:t>
             </w:r>
           </w:p>
         </w:tc>
@@ -1651,7 +2764,7 @@
           </w:tcPr>
           <w:p>
             <w:r>
-              <w:t>Compute α/(2π) to six significant figures from α=1/137.036.</w:t>
+              <w:t>Explain why F₂ must be ultraviolet finite in a renormalizable theory.</w:t>
             </w:r>
           </w:p>
         </w:tc>
@@ -1687,7 +2800,7 @@
           </w:tcPr>
           <w:p>
             <w:r>
-              <w:t>Convert that a into g.</w:t>
+              <w:t>Carry out the z integral in Section 4.2, including the length of the x, y segment.</w:t>
             </w:r>
           </w:p>
         </w:tc>
@@ -1725,7 +2838,7 @@
           </w:tcPr>
           <w:p>
             <w:r>
-              <w:t>Compare Exercise 7 with the measured a_e≈0.00115965 and estimate the relative size of omitted terms.</w:t>
+              <w:t>Expand F₂(q²) to first order in q² near q² = 0, and show that F₂ decreases for spacelike q² (Q² &gt; 0).</w:t>
             </w:r>
           </w:p>
         </w:tc>
@@ -1761,7 +2874,7 @@
           </w:tcPr>
           <w:p>
             <w:r>
-              <w:t>Why can F2 not be absorbed into e or m?</w:t>
+              <w:t>Compute g − 2 for the electron to one loop, and compare with the measured value.</w:t>
             </w:r>
           </w:p>
         </w:tc>
@@ -1799,7 +2912,7 @@
           </w:tcPr>
           <w:p>
             <w:r>
-              <w:t>What would a tree-level Pauli term in ℒ do to the predictivity of a?</w:t>
+              <w:t>Compute C₂(α/π)² and C₃(α/π)³, and state which digits of a_e each one affects.</w:t>
             </w:r>
           </w:p>
         </w:tc>
@@ -1835,7 +2948,7 @@
           </w:tcPr>
           <w:p>
             <w:r>
-              <w:t>q²=0 is the static magnetic moment. What does F2(q²) at q²≠0 encode, qualitatively?</w:t>
+              <w:t>In a Penning trap, show that a = (ω_s − ω_c)/ω_c, given ω_s = gω_c/2.</w:t>
             </w:r>
           </w:p>
         </w:tc>
@@ -1873,7 +2986,7 @@
           </w:tcPr>
           <w:p>
             <w:r>
-              <w:t>Connect this lesson to Lesson 64's two-form-factor preview.</w:t>
+              <w:t>Explain why the muon anomaly is more sensitive than the electron's to heavy particles, and estimate the enhancement factor.</w:t>
             </w:r>
           </w:p>
         </w:tc>
@@ -1909,119 +3022,7 @@
           </w:tcPr>
           <w:p>
             <w:r>
-              <w:t>Sign: QED's a is positive. What does that mean for g versus 2?</w:t>
-            </w:r>
-          </w:p>
-        </w:tc>
-      </w:tr>
-      <w:tr>
-        <w:tc>
-          <w:tcPr>
-            <w:tcW w:type="dxa" w:w="720"/>
-            <w:vAlign w:val="center"/>
-            <w:shd w:fill="EAF2F8"/>
-            <w:tcMar>
-              <w:top w:w="100" w:type="dxa"/>
-              <w:start w:w="100" w:type="dxa"/>
-              <w:bottom w:w="100" w:type="dxa"/>
-              <w:end w:w="100" w:type="dxa"/>
-            </w:tcMar>
-          </w:tcPr>
-          <w:p>
-            <w:r>
-              <w:t>14</w:t>
-            </w:r>
-          </w:p>
-        </w:tc>
-        <w:tc>
-          <w:tcPr>
-            <w:tcW w:type="dxa" w:w="9072"/>
-            <w:vAlign w:val="center"/>
-            <w:shd w:fill="EAF2F8"/>
-            <w:tcMar>
-              <w:top w:w="100" w:type="dxa"/>
-              <w:start w:w="100" w:type="dxa"/>
-              <w:bottom w:w="100" w:type="dxa"/>
-              <w:end w:w="100" w:type="dxa"/>
-            </w:tcMar>
-          </w:tcPr>
-          <w:p>
-            <w:r>
-              <w:t>The muon anomaly is more sensitive to heavy virtual particles. Why, qualitatively?</w:t>
-            </w:r>
-          </w:p>
-        </w:tc>
-      </w:tr>
-      <w:tr>
-        <w:tc>
-          <w:tcPr>
-            <w:tcW w:type="dxa" w:w="720"/>
-            <w:vAlign w:val="center"/>
-            <w:tcMar>
-              <w:top w:w="100" w:type="dxa"/>
-              <w:start w:w="100" w:type="dxa"/>
-              <w:bottom w:w="100" w:type="dxa"/>
-              <w:end w:w="100" w:type="dxa"/>
-            </w:tcMar>
-          </w:tcPr>
-          <w:p>
-            <w:r>
-              <w:t>15</w:t>
-            </w:r>
-          </w:p>
-        </w:tc>
-        <w:tc>
-          <w:tcPr>
-            <w:tcW w:type="dxa" w:w="9072"/>
-            <w:vAlign w:val="center"/>
-            <w:tcMar>
-              <w:top w:w="100" w:type="dxa"/>
-              <w:start w:w="100" w:type="dxa"/>
-              <w:bottom w:w="100" w:type="dxa"/>
-              <w:end w:w="100" w:type="dxa"/>
-            </w:tcMar>
-          </w:tcPr>
-          <w:p>
-            <w:r>
-              <w:t>Write a=(g−2)/2 as the definition, and solve for g given a.</w:t>
-            </w:r>
-          </w:p>
-        </w:tc>
-      </w:tr>
-      <w:tr>
-        <w:tc>
-          <w:tcPr>
-            <w:tcW w:type="dxa" w:w="720"/>
-            <w:vAlign w:val="center"/>
-            <w:shd w:fill="EAF2F8"/>
-            <w:tcMar>
-              <w:top w:w="100" w:type="dxa"/>
-              <w:start w:w="100" w:type="dxa"/>
-              <w:bottom w:w="100" w:type="dxa"/>
-              <w:end w:w="100" w:type="dxa"/>
-            </w:tcMar>
-          </w:tcPr>
-          <w:p>
-            <w:r>
-              <w:t>16</w:t>
-            </w:r>
-          </w:p>
-        </w:tc>
-        <w:tc>
-          <w:tcPr>
-            <w:tcW w:type="dxa" w:w="9072"/>
-            <w:vAlign w:val="center"/>
-            <w:shd w:fill="EAF2F8"/>
-            <w:tcMar>
-              <w:top w:w="100" w:type="dxa"/>
-              <w:start w:w="100" w:type="dxa"/>
-              <w:bottom w:w="100" w:type="dxa"/>
-              <w:end w:w="100" w:type="dxa"/>
-            </w:tcMar>
-          </w:tcPr>
-          <w:p>
-            <w:r>
-              <w:t>Challenge: starting from F2(0)=(α/π)∫₀¹ du(1−u) as isolated in Section 3, evaluate the integral and obtain α/(2π).</w:t>
+              <w:t>Challenge: outline the steps that take Lesson 64's numerator to Section 4.1's integrand: Feynman parameters, the shift ℓ = k + yq − zp (or equivalent), dropping odd powers of ℓ, and the Gordon identity. Identify which terms feed F₁ and which feed F₂.</w:t>
             </w:r>
           </w:p>
         </w:tc>
@@ -2046,7 +3047,7 @@
         <w:t xml:space="preserve"> </w:t>
       </w:r>
       <w:r>
-        <w:t>−(e/2m)σ·B versus −g(e/2m)(σ/2)·B implies g=2.</w:t>
+        <w:t>σ_iσ_j = δ_ij + iε_ijkσ_k, so (σ·a)(σ·b) = a_ib_jσ_iσ_j = a·b + iσ_kε_ijka_ib_j = a·b + iσ·(a × b). For a = b = π, (π × π)_k = ½ε_kij[π_i, π_j] = ½ε_kij iqε_ijlB_l = iqB_k. So (σ·π)² = π² + iσ·(iqB) = π² − qσ·B.</w:t>
       </w:r>
     </w:p>
     <w:p>
@@ -2060,7 +3061,7 @@
         <w:t xml:space="preserve"> </w:t>
       </w:r>
       <w:r>
-        <w:t>As in Section 2; F1(0)=1, F2(0)=a.</w:t>
+        <w:t>[π_i, π_j] = [−i∂_i − qA_i, −i∂_j − qA_j] = iq(∂_iA_j − ∂_jA_i) = iqε_ijkB_k, using B = ∇ × A.</w:t>
       </w:r>
     </w:p>
     <w:p>
@@ -2074,7 +3075,7 @@
         <w:t xml:space="preserve"> </w:t>
       </w:r>
       <w:r>
-        <w:t>Direct reading of the Gordon identity.</w:t>
+        <w:t>Since p̸u = mu and ū(p′)p̸′ = mū(p′), we have 2mūγ^μu = ū[p̸′γ^μ + γ^μp̸]u. Write γ^μγ^ν = g^μν − iσ^μν and γ^νγ^μ = g^μν + iσ^μν. Then p̸′γ^μ = p′^μ + iσ^μν p′_ν and γ^μp̸ = p^μ − iσ^μν p_ν. The sum is (p′ + p)^μ + iσ^μν(p′ − p)_ν. Dividing by 2m gives the identity.</w:t>
       </w:r>
     </w:p>
     <w:p>
@@ -2088,7 +3089,7 @@
         <w:t xml:space="preserve"> </w:t>
       </w:r>
       <w:r>
-        <w:t>Any extra structure can be reduced using p̸u=mu, ūp̸′=mū, and q=p′−p; parity excludes γ⁵ terms in QED.</w:t>
+        <w:t>q_μ(q^μF) = q²F, which is not zero for q² ≠ 0, while the Ward identity requires q_μūΓ^μu = 0.</w:t>
       </w:r>
     </w:p>
     <w:p>
@@ -2102,7 +3103,7 @@
         <w:t xml:space="preserve"> </w:t>
       </w:r>
       <w:r>
-        <w:t>F2 comes with an extra q from σ^{μν}q_ν, improving the large-k power count to a finite integral.</w:t>
+        <w:t>The Gordon identity splits γ^μF₁ into a charge part (p + p′)^μF₁/2m and a magnetic part iσ^μν q_νF₁/2m. Adding the F₂ term gives a total magnetic part iσ^μν q_ν(F₁ + F₂)/2m. The g = 2 moment corresponds to coefficient 1, so g = 2(F₁(0) + F₂(0)).</w:t>
       </w:r>
     </w:p>
     <w:p>
@@ -2116,7 +3117,7 @@
         <w:t xml:space="preserve"> </w:t>
       </w:r>
       <w:r>
-        <w:t>1/(2×3.14159×137.036)=0.00116141.</w:t>
+        <w:t>A divergence in F₂ would need a counterterm of the form ψ̄σ^μνψF_μν, which has dimension 5 and is absent from a renormalizable Lagrangian. The divergences of a renormalizable theory appear only in the terms already present, so F₂ must be finite.</w:t>
       </w:r>
     </w:p>
     <w:p>
@@ -2130,7 +3131,7 @@
         <w:t xml:space="preserve"> </w:t>
       </w:r>
       <w:r>
-        <w:t>g=2(1+0.00116141)=2.0023228.</w:t>
+        <w:t>At fixed z, x runs from 0 to 1 − z, with y = 1 − z − x, so ∫dx dy δ(x + y + z − 1) = 1 − z. The integrand is 2z/(1 − z), and the product is 2z. ∫₀¹ 2z dz = 1, so F₂(0) = α/(2π).</w:t>
       </w:r>
     </w:p>
     <w:p>
@@ -2144,7 +3145,7 @@
         <w:t xml:space="preserve"> </w:t>
       </w:r>
       <w:r>
-        <w:t>Experiment is about 0.00115965, a relative difference of order 0.15% of a, i.e. the size of α/π corrections to a itself (two-loop).</w:t>
+        <w:t>For q² = −Q², the denominator is m²(1 − z)² + Q²xy, which increases with Q². The integrand therefore decreases, and F₂(−Q²) &lt; F₂(0). To first order, F₂(−Q²) ≈ F₂(0) − (α/2π)(Q²/m²)∫2z xy/(1 − z)³, and the integral is positive.</w:t>
       </w:r>
     </w:p>
     <w:p>
@@ -2158,7 +3159,7 @@
         <w:t xml:space="preserve"> </w:t>
       </w:r>
       <w:r>
-        <w:t>No corresponding operator in the original ℒ_QED; F2 is generated, not parametrized.</w:t>
+        <w:t>g − 2 = 2a = α/π = 0.00232282. The measured value is 2 × 0.00115965218 = 0.00231930436. The one-loop value is 0.15 percent high.</w:t>
       </w:r>
     </w:p>
     <w:p>
@@ -2172,7 +3173,7 @@
         <w:t xml:space="preserve"> </w:t>
       </w:r>
       <w:r>
-        <w:t>a would become an input, not a prediction, and QED would lose this test.</w:t>
+        <w:t>C₂ term: −1.77×10⁻⁶, which affects the fourth significant figure of a_e. C₃ term: +1.48×10⁻⁸, which affects the sixth.</w:t>
       </w:r>
     </w:p>
     <w:p>
@@ -2186,7 +3187,7 @@
         <w:t xml:space="preserve"> </w:t>
       </w:r>
       <w:r>
-        <w:t>The spatial distribution of the anomalous moment, a form factor in q².</w:t>
+        <w:t>a = (g − 2)/2 = (2ω_s/ω_c − 2)/2 = (ω_s − ω_c)/ω_c.</w:t>
       </w:r>
     </w:p>
     <w:p>
@@ -2200,7 +3201,7 @@
         <w:t xml:space="preserve"> </w:t>
       </w:r>
       <w:r>
-        <w:t>Lesson 64's second matrix structure is iσ^{μν}q_ν/(2m).</w:t>
+        <w:t>A heavy particle of mass M contributes to a_ℓ terms proportional to (m_ℓ/M)², because a mass-m_ℓ probe resolves structure at distances of about 1/m_ℓ. The ratio for muon and electron is (m_μ/m_e)² = (206.8)² ≈ 4.3×10⁴.</w:t>
       </w:r>
     </w:p>
     <w:p>
@@ -2214,49 +3215,7 @@
         <w:t xml:space="preserve"> </w:t>
       </w:r>
       <w:r>
-        <w:t>g&gt;2; the loop increases the magnetic moment slightly.</w:t>
-      </w:r>
-    </w:p>
-    <w:p>
-      <w:r>
-        <w:rPr>
-          <w:b/>
-        </w:rPr>
-        <w:t>14.</w:t>
-      </w:r>
-      <w:r>
-        <w:t xml:space="preserve"> </w:t>
-      </w:r>
-      <w:r>
-        <w:t>The muon mass sets a larger loop scale, so heavier virtual states are less suppressed than they are for the electron.</w:t>
-      </w:r>
-    </w:p>
-    <w:p>
-      <w:r>
-        <w:rPr>
-          <w:b/>
-        </w:rPr>
-        <w:t>15.</w:t>
-      </w:r>
-      <w:r>
-        <w:t xml:space="preserve"> </w:t>
-      </w:r>
-      <w:r>
-        <w:t>g=2+2a.</w:t>
-      </w:r>
-    </w:p>
-    <w:p>
-      <w:r>
-        <w:rPr>
-          <w:b/>
-        </w:rPr>
-        <w:t>16.</w:t>
-      </w:r>
-      <w:r>
-        <w:t xml:space="preserve"> </w:t>
-      </w:r>
-      <w:r>
-        <w:t>∫₀¹(1−u)du=[u−u²/2]₀¹=1/2, so F2(0)=(α/π)(1/2)=α/(2π).</w:t>
+        <w:t>Combine the three denominators with Feynman parameters, and shift k to complete the square, so the denominator becomes (ℓ² − Δ)³ with Δ = m²(1 − z)² − q²xy. Drop terms odd in ℓ, and replace ℓ^μℓ^ν by g^μνℓ²/4. The ℓ² terms are proportional to γ^μ and carry the ultraviolet divergence, so they feed F₁. The remaining terms, after the Dirac equation is used on the external spinors, contain γ^μ and (p + p′)^μ. Converting (p + p′)^μ with the Gordon identity produces the iσ^μν q_ν term, whose coefficient after the ℓ integration is Section 4.1's F₂ integrand.</w:t>
       </w:r>
     </w:p>
     <w:p>
@@ -2272,7 +3231,7 @@
         <w:pStyle w:val="ListBullet"/>
       </w:pPr>
       <w:r>
-        <w:t>I can write the F1, F2 vertex and identify a=F2(0).</w:t>
+        <w:t>I can derive g = 2 from the Dirac Hamiltonian.</w:t>
       </w:r>
     </w:p>
     <w:p>
@@ -2280,7 +3239,7 @@
         <w:pStyle w:val="ListBullet"/>
       </w:pPr>
       <w:r>
-        <w:t>I can obtain g=2 from Gordon plus the tree vertex.</w:t>
+        <w:t>I can write the vertex in terms of F₁ and F₂ and justify its structure.</w:t>
       </w:r>
     </w:p>
     <w:p>
@@ -2288,7 +3247,7 @@
         <w:pStyle w:val="ListBullet"/>
       </w:pPr>
       <w:r>
-        <w:t>I can state F2(0)=α/(2π) and compute g≈2.00232.</w:t>
+        <w:t>I can use the Gordon identity to show g = 2(F₁(0) + F₂(0)).</w:t>
       </w:r>
     </w:p>
     <w:p>
@@ -2296,7 +3255,23 @@
         <w:pStyle w:val="ListBullet"/>
       </w:pPr>
       <w:r>
-        <w:t>I can explain why this is a prediction rather than a renormalization.</w:t>
+        <w:t>I can explain why F₂ is finite in both the ultraviolet and the infrared.</w:t>
+      </w:r>
+    </w:p>
+    <w:p>
+      <w:pPr>
+        <w:pStyle w:val="ListBullet"/>
+      </w:pPr>
+      <w:r>
+        <w:t>I can evaluate the one-loop F₂(0) and obtain α/(2π).</w:t>
+      </w:r>
+    </w:p>
+    <w:p>
+      <w:pPr>
+        <w:pStyle w:val="ListBullet"/>
+      </w:pPr>
+      <w:r>
+        <w:t>I can compare a_e with experiment through several loops and explain how it determines α.</w:t>
       </w:r>
     </w:p>
     <w:p>
@@ -2309,7 +3284,7 @@
     </w:p>
     <w:p>
       <w:r>
-        <w:t>Lesson 76 takes the same radiative corrections into hydrogen, where they split the Dirac degeneracy of 2s_{1/2} and 2p_{1/2}: the Lamb shift.</w:t>
+        <w:t>Lesson 76, Lamb Shift, takes the same radiative corrections into hydrogen, where they split the Dirac degeneracy of 2s₁/₂ and 2p₁/₂.</w:t>
       </w:r>
     </w:p>
     <w:sectPr>

--- a/Science Books/QED Course/Lesson 75 The Anomalous Magnetic Moment.docx
+++ b/Science Books/QED Course/Lesson 75 The Anomalous Magnetic Moment.docx
@@ -450,15 +450,20 @@
         <m:oMath>
           <m:sSup>
             <m:e>
-              <m:r>
-                <m:t xml:space="preserve">σ</m:t>
-              </m:r>
-              <m:r>
-                <m:t xml:space="preserve">·</m:t>
-              </m:r>
-              <m:r>
-                <m:t xml:space="preserve">π</m:t>
-              </m:r>
+              <m:d>
+                <m:dPr/>
+                <m:e>
+                  <m:r>
+                    <m:t xml:space="preserve">σ</m:t>
+                  </m:r>
+                  <m:r>
+                    <m:t xml:space="preserve">·</m:t>
+                  </m:r>
+                  <m:r>
+                    <m:t xml:space="preserve">π</m:t>
+                  </m:r>
+                </m:e>
+              </m:d>
             </m:e>
             <m:sup>
               <m:r>
@@ -488,26 +493,31 @@
             <m:t xml:space="preserve">i</m:t>
           </m:r>
           <m:r>
+            <m:t xml:space="preserve"> </m:t>
+          </m:r>
+          <m:r>
             <m:t xml:space="preserve">σ</m:t>
           </m:r>
           <m:r>
             <m:t xml:space="preserve">·</m:t>
           </m:r>
-          <m:r>
-            <m:t xml:space="preserve">[</m:t>
-          </m:r>
-          <m:r>
-            <m:t xml:space="preserve">π</m:t>
-          </m:r>
-          <m:r>
-            <m:t xml:space="preserve">×</m:t>
-          </m:r>
-          <m:r>
-            <m:t xml:space="preserve">π</m:t>
-          </m:r>
-          <m:r>
-            <m:t xml:space="preserve">]</m:t>
-          </m:r>
+          <m:d>
+            <m:dPr>
+              <m:begChr m:val="["/>
+              <m:endChr m:val="]"/>
+            </m:dPr>
+            <m:e>
+              <m:r>
+                <m:t xml:space="preserve">π</m:t>
+              </m:r>
+              <m:r>
+                <m:t xml:space="preserve">×</m:t>
+              </m:r>
+              <m:r>
+                <m:t xml:space="preserve">π</m:t>
+              </m:r>
+            </m:e>
+          </m:d>
         </m:oMath>
       </m:oMathPara>
     </w:p>
@@ -523,39 +533,41 @@
       </w:pPr>
       <m:oMathPara>
         <m:oMath>
-          <m:r>
-            <m:t xml:space="preserve">[</m:t>
-          </m:r>
-          <m:sSub>
+          <m:d>
+            <m:dPr>
+              <m:begChr m:val="["/>
+              <m:endChr m:val="]"/>
+            </m:dPr>
             <m:e>
+              <m:sSub>
+                <m:e>
+                  <m:r>
+                    <m:t xml:space="preserve">π</m:t>
+                  </m:r>
+                </m:e>
+                <m:sub>
+                  <m:r>
+                    <m:t xml:space="preserve">i</m:t>
+                  </m:r>
+                </m:sub>
+              </m:sSub>
               <m:r>
-                <m:t xml:space="preserve">π</m:t>
+                <m:t xml:space="preserve">,</m:t>
               </m:r>
+              <m:sSub>
+                <m:e>
+                  <m:r>
+                    <m:t xml:space="preserve">π</m:t>
+                  </m:r>
+                </m:e>
+                <m:sub>
+                  <m:r>
+                    <m:t xml:space="preserve">j</m:t>
+                  </m:r>
+                </m:sub>
+              </m:sSub>
             </m:e>
-            <m:sub>
-              <m:r>
-                <m:t xml:space="preserve">i</m:t>
-              </m:r>
-            </m:sub>
-          </m:sSub>
-          <m:r>
-            <m:t xml:space="preserve">,</m:t>
-          </m:r>
-          <m:sSub>
-            <m:e>
-              <m:r>
-                <m:t xml:space="preserve">π</m:t>
-              </m:r>
-            </m:e>
-            <m:sub>
-              <m:r>
-                <m:t xml:space="preserve">j</m:t>
-              </m:r>
-            </m:sub>
-          </m:sSub>
-          <m:r>
-            <m:t xml:space="preserve">]</m:t>
-          </m:r>
+          </m:d>
           <m:r>
             <m:t xml:space="preserve">=</m:t>
           </m:r>
@@ -563,7 +575,13 @@
             <m:t xml:space="preserve">i</m:t>
           </m:r>
           <m:r>
+            <m:t xml:space="preserve"> </m:t>
+          </m:r>
+          <m:r>
             <m:t xml:space="preserve">q</m:t>
+          </m:r>
+          <m:r>
+            <m:t xml:space="preserve"> </m:t>
           </m:r>
           <m:sSub>
             <m:e>
@@ -577,6 +595,9 @@
               </m:r>
             </m:sub>
           </m:sSub>
+          <m:r>
+            <m:t xml:space="preserve"> </m:t>
+          </m:r>
           <m:sSub>
             <m:e>
               <m:r>
@@ -660,6 +681,9 @@
             </m:den>
           </m:f>
           <m:r>
+            <m:t xml:space="preserve"> </m:t>
+          </m:r>
+          <m:r>
             <m:t xml:space="preserve">σ</m:t>
           </m:r>
           <m:r>
@@ -721,17 +745,19 @@
           <m:r>
             <m:t xml:space="preserve">ū</m:t>
           </m:r>
+          <m:d>
+            <m:dPr>
+              <m:begChr m:val="["/>
+              <m:endChr m:val="]"/>
+            </m:dPr>
+            <m:e>
+              <m:r>
+                <m:t xml:space="preserve">p′</m:t>
+              </m:r>
+            </m:e>
+          </m:d>
           <m:r>
-            <m:t xml:space="preserve">[</m:t>
-          </m:r>
-          <m:r>
-            <m:t xml:space="preserve">p</m:t>
-          </m:r>
-          <m:r>
-            <m:t xml:space="preserve">′</m:t>
-          </m:r>
-          <m:r>
-            <m:t xml:space="preserve">]</m:t>
+            <m:t xml:space="preserve"> </m:t>
           </m:r>
           <m:sSup>
             <m:e>
@@ -746,161 +772,193 @@
             </m:sup>
           </m:sSup>
           <m:r>
+            <m:t xml:space="preserve"> </m:t>
+          </m:r>
+          <m:r>
             <m:t xml:space="preserve">u</m:t>
           </m:r>
-          <m:r>
-            <m:t xml:space="preserve">[</m:t>
-          </m:r>
-          <m:r>
-            <m:t xml:space="preserve">p</m:t>
-          </m:r>
-          <m:r>
-            <m:t xml:space="preserve">]</m:t>
-          </m:r>
+          <m:d>
+            <m:dPr>
+              <m:begChr m:val="["/>
+              <m:endChr m:val="]"/>
+            </m:dPr>
+            <m:e>
+              <m:r>
+                <m:t xml:space="preserve">p</m:t>
+              </m:r>
+            </m:e>
+          </m:d>
           <m:r>
             <m:t xml:space="preserve">=</m:t>
           </m:r>
           <m:r>
             <m:t xml:space="preserve">ū</m:t>
           </m:r>
-          <m:r>
-            <m:t xml:space="preserve">[</m:t>
-          </m:r>
-          <m:r>
-            <m:t xml:space="preserve">p</m:t>
-          </m:r>
-          <m:r>
-            <m:t xml:space="preserve">′</m:t>
-          </m:r>
-          <m:r>
-            <m:t xml:space="preserve">]</m:t>
-          </m:r>
-          <m:r>
-            <m:t xml:space="preserve">[</m:t>
-          </m:r>
-          <m:sSup>
+          <m:d>
+            <m:dPr>
+              <m:begChr m:val="["/>
+              <m:endChr m:val="]"/>
+            </m:dPr>
             <m:e>
               <m:r>
-                <m:t xml:space="preserve">γ</m:t>
+                <m:t xml:space="preserve">p′</m:t>
               </m:r>
             </m:e>
-            <m:sup>
+          </m:d>
+          <m:r>
+            <m:t xml:space="preserve"> </m:t>
+          </m:r>
+          <m:d>
+            <m:dPr>
+              <m:begChr m:val="["/>
+              <m:endChr m:val="]"/>
+            </m:dPr>
+            <m:e>
+              <m:sSup>
+                <m:e>
+                  <m:r>
+                    <m:t xml:space="preserve">γ</m:t>
+                  </m:r>
+                </m:e>
+                <m:sup>
+                  <m:r>
+                    <m:t xml:space="preserve">μ</m:t>
+                  </m:r>
+                </m:sup>
+              </m:sSup>
               <m:r>
-                <m:t xml:space="preserve">μ</m:t>
+                <m:t xml:space="preserve"> </m:t>
               </m:r>
-            </m:sup>
-          </m:sSup>
-          <m:sSub>
-            <m:e>
-              <m:r>
-                <m:t xml:space="preserve">F</m:t>
-              </m:r>
-            </m:e>
-            <m:sub>
-              <m:r>
-                <m:t xml:space="preserve">1</m:t>
-              </m:r>
-            </m:sub>
-          </m:sSub>
-          <m:r>
-            <m:t xml:space="preserve">[</m:t>
-          </m:r>
-          <m:sSup>
-            <m:e>
-              <m:r>
-                <m:t xml:space="preserve">q</m:t>
-              </m:r>
-            </m:e>
-            <m:sup>
-              <m:r>
-                <m:t xml:space="preserve">2</m:t>
-              </m:r>
-            </m:sup>
-          </m:sSup>
-          <m:r>
-            <m:t xml:space="preserve">]</m:t>
-          </m:r>
-          <m:r>
-            <m:t xml:space="preserve">+</m:t>
-          </m:r>
-          <m:sSup>
-            <m:e>
-              <m:r>
-                <m:t xml:space="preserve">iσ</m:t>
-              </m:r>
-            </m:e>
-            <m:sup>
-              <m:r>
-                <m:t xml:space="preserve">μν</m:t>
-              </m:r>
-            </m:sup>
-          </m:sSup>
-          <m:f>
-            <m:num>
               <m:sSub>
                 <m:e>
                   <m:r>
-                    <m:t xml:space="preserve">q</m:t>
+                    <m:t xml:space="preserve">F</m:t>
                   </m:r>
                 </m:e>
                 <m:sub>
                   <m:r>
-                    <m:t xml:space="preserve">ν</m:t>
+                    <m:t xml:space="preserve">1</m:t>
                   </m:r>
                 </m:sub>
               </m:sSub>
-            </m:num>
-            <m:den>
+              <m:d>
+                <m:dPr>
+                  <m:begChr m:val="["/>
+                  <m:endChr m:val="]"/>
+                </m:dPr>
+                <m:e>
+                  <m:sSup>
+                    <m:e>
+                      <m:r>
+                        <m:t xml:space="preserve">q</m:t>
+                      </m:r>
+                    </m:e>
+                    <m:sup>
+                      <m:r>
+                        <m:t xml:space="preserve">2</m:t>
+                      </m:r>
+                    </m:sup>
+                  </m:sSup>
+                </m:e>
+              </m:d>
               <m:r>
-                <m:t xml:space="preserve">2m</m:t>
+                <m:t xml:space="preserve">+</m:t>
               </m:r>
-            </m:den>
-          </m:f>
-          <m:sSub>
-            <m:e>
+              <m:d>
+                <m:dPr/>
+                <m:e>
+                  <m:sSup>
+                    <m:e>
+                      <m:r>
+                        <m:t xml:space="preserve">iσ</m:t>
+                      </m:r>
+                    </m:e>
+                    <m:sup>
+                      <m:r>
+                        <m:t xml:space="preserve">μν</m:t>
+                      </m:r>
+                    </m:sup>
+                  </m:sSup>
+                  <m:r>
+                    <m:t xml:space="preserve"> </m:t>
+                  </m:r>
+                  <m:f>
+                    <m:num>
+                      <m:sSub>
+                        <m:e>
+                          <m:r>
+                            <m:t xml:space="preserve">q</m:t>
+                          </m:r>
+                        </m:e>
+                        <m:sub>
+                          <m:r>
+                            <m:t xml:space="preserve">ν</m:t>
+                          </m:r>
+                        </m:sub>
+                      </m:sSub>
+                    </m:num>
+                    <m:den>
+                      <m:r>
+                        <m:t xml:space="preserve">2m</m:t>
+                      </m:r>
+                    </m:den>
+                  </m:f>
+                </m:e>
+              </m:d>
               <m:r>
-                <m:t xml:space="preserve">F</m:t>
+                <m:t xml:space="preserve"> </m:t>
               </m:r>
+              <m:sSub>
+                <m:e>
+                  <m:r>
+                    <m:t xml:space="preserve">F</m:t>
+                  </m:r>
+                </m:e>
+                <m:sub>
+                  <m:r>
+                    <m:t xml:space="preserve">2</m:t>
+                  </m:r>
+                </m:sub>
+              </m:sSub>
+              <m:d>
+                <m:dPr>
+                  <m:begChr m:val="["/>
+                  <m:endChr m:val="]"/>
+                </m:dPr>
+                <m:e>
+                  <m:sSup>
+                    <m:e>
+                      <m:r>
+                        <m:t xml:space="preserve">q</m:t>
+                      </m:r>
+                    </m:e>
+                    <m:sup>
+                      <m:r>
+                        <m:t xml:space="preserve">2</m:t>
+                      </m:r>
+                    </m:sup>
+                  </m:sSup>
+                </m:e>
+              </m:d>
             </m:e>
-            <m:sub>
-              <m:r>
-                <m:t xml:space="preserve">2</m:t>
-              </m:r>
-            </m:sub>
-          </m:sSub>
+          </m:d>
           <m:r>
-            <m:t xml:space="preserve">[</m:t>
-          </m:r>
-          <m:sSup>
-            <m:e>
-              <m:r>
-                <m:t xml:space="preserve">q</m:t>
-              </m:r>
-            </m:e>
-            <m:sup>
-              <m:r>
-                <m:t xml:space="preserve">2</m:t>
-              </m:r>
-            </m:sup>
-          </m:sSup>
-          <m:r>
-            <m:t xml:space="preserve">]</m:t>
-          </m:r>
-          <m:r>
-            <m:t xml:space="preserve">]</m:t>
+            <m:t xml:space="preserve"> </m:t>
           </m:r>
           <m:r>
             <m:t xml:space="preserve">u</m:t>
           </m:r>
-          <m:r>
-            <m:t xml:space="preserve">[</m:t>
-          </m:r>
-          <m:r>
-            <m:t xml:space="preserve">p</m:t>
-          </m:r>
-          <m:r>
-            <m:t xml:space="preserve">]</m:t>
-          </m:r>
+          <m:d>
+            <m:dPr>
+              <m:begChr m:val="["/>
+              <m:endChr m:val="]"/>
+            </m:dPr>
+            <m:e>
+              <m:r>
+                <m:t xml:space="preserve">p</m:t>
+              </m:r>
+            </m:e>
+          </m:d>
         </m:oMath>
       </m:oMathPara>
     </w:p>
@@ -932,17 +990,19 @@
           <m:r>
             <m:t xml:space="preserve">ū</m:t>
           </m:r>
+          <m:d>
+            <m:dPr>
+              <m:begChr m:val="["/>
+              <m:endChr m:val="]"/>
+            </m:dPr>
+            <m:e>
+              <m:r>
+                <m:t xml:space="preserve">p′</m:t>
+              </m:r>
+            </m:e>
+          </m:d>
           <m:r>
-            <m:t xml:space="preserve">[</m:t>
-          </m:r>
-          <m:r>
-            <m:t xml:space="preserve">p</m:t>
-          </m:r>
-          <m:r>
-            <m:t xml:space="preserve">′</m:t>
-          </m:r>
-          <m:r>
-            <m:t xml:space="preserve">]</m:t>
+            <m:t xml:space="preserve"> </m:t>
           </m:r>
           <m:sSup>
             <m:e>
@@ -957,119 +1017,138 @@
             </m:sup>
           </m:sSup>
           <m:r>
+            <m:t xml:space="preserve"> </m:t>
+          </m:r>
+          <m:r>
             <m:t xml:space="preserve">u</m:t>
           </m:r>
-          <m:r>
-            <m:t xml:space="preserve">[</m:t>
-          </m:r>
-          <m:r>
-            <m:t xml:space="preserve">p</m:t>
-          </m:r>
-          <m:r>
-            <m:t xml:space="preserve">]</m:t>
-          </m:r>
+          <m:d>
+            <m:dPr>
+              <m:begChr m:val="["/>
+              <m:endChr m:val="]"/>
+            </m:dPr>
+            <m:e>
+              <m:r>
+                <m:t xml:space="preserve">p</m:t>
+              </m:r>
+            </m:e>
+          </m:d>
           <m:r>
             <m:t xml:space="preserve">=</m:t>
           </m:r>
           <m:r>
             <m:t xml:space="preserve">ū</m:t>
           </m:r>
+          <m:d>
+            <m:dPr>
+              <m:begChr m:val="["/>
+              <m:endChr m:val="]"/>
+            </m:dPr>
+            <m:e>
+              <m:r>
+                <m:t xml:space="preserve">p′</m:t>
+              </m:r>
+            </m:e>
+          </m:d>
           <m:r>
-            <m:t xml:space="preserve">[</m:t>
+            <m:t xml:space="preserve"> </m:t>
           </m:r>
-          <m:r>
-            <m:t xml:space="preserve">p</m:t>
-          </m:r>
-          <m:r>
-            <m:t xml:space="preserve">′</m:t>
-          </m:r>
-          <m:r>
-            <m:t xml:space="preserve">]</m:t>
-          </m:r>
-          <m:r>
-            <m:t xml:space="preserve">[</m:t>
-          </m:r>
-          <m:f>
-            <m:num>
+          <m:d>
+            <m:dPr>
+              <m:begChr m:val="["/>
+              <m:endChr m:val="]"/>
+            </m:dPr>
+            <m:e>
+              <m:f>
+                <m:num>
+                  <m:sSup>
+                    <m:e>
+                      <m:d>
+                        <m:dPr/>
+                        <m:e>
+                          <m:r>
+                            <m:t xml:space="preserve">p′</m:t>
+                          </m:r>
+                          <m:r>
+                            <m:t xml:space="preserve">+</m:t>
+                          </m:r>
+                          <m:r>
+                            <m:t xml:space="preserve">p</m:t>
+                          </m:r>
+                        </m:e>
+                      </m:d>
+                    </m:e>
+                    <m:sup>
+                      <m:r>
+                        <m:t xml:space="preserve">μ</m:t>
+                      </m:r>
+                    </m:sup>
+                  </m:sSup>
+                </m:num>
+                <m:den>
+                  <m:r>
+                    <m:t xml:space="preserve">2m</m:t>
+                  </m:r>
+                </m:den>
+              </m:f>
+              <m:r>
+                <m:t xml:space="preserve">+</m:t>
+              </m:r>
               <m:sSup>
                 <m:e>
                   <m:r>
-                    <m:t xml:space="preserve">p</m:t>
-                  </m:r>
-                  <m:r>
-                    <m:t xml:space="preserve">′</m:t>
-                  </m:r>
-                  <m:r>
-                    <m:t xml:space="preserve">+</m:t>
-                  </m:r>
-                  <m:r>
-                    <m:t xml:space="preserve">p</m:t>
+                    <m:t xml:space="preserve">iσ</m:t>
                   </m:r>
                 </m:e>
                 <m:sup>
                   <m:r>
-                    <m:t xml:space="preserve">μ</m:t>
+                    <m:t xml:space="preserve">μν</m:t>
                   </m:r>
                 </m:sup>
               </m:sSup>
-            </m:num>
-            <m:den>
               <m:r>
-                <m:t xml:space="preserve">2m</m:t>
+                <m:t xml:space="preserve"> </m:t>
               </m:r>
-            </m:den>
-          </m:f>
+              <m:f>
+                <m:num>
+                  <m:sSub>
+                    <m:e>
+                      <m:r>
+                        <m:t xml:space="preserve">q</m:t>
+                      </m:r>
+                    </m:e>
+                    <m:sub>
+                      <m:r>
+                        <m:t xml:space="preserve">ν</m:t>
+                      </m:r>
+                    </m:sub>
+                  </m:sSub>
+                </m:num>
+                <m:den>
+                  <m:r>
+                    <m:t xml:space="preserve">2m</m:t>
+                  </m:r>
+                </m:den>
+              </m:f>
+            </m:e>
+          </m:d>
           <m:r>
-            <m:t xml:space="preserve">+</m:t>
-          </m:r>
-          <m:sSup>
-            <m:e>
-              <m:r>
-                <m:t xml:space="preserve">iσ</m:t>
-              </m:r>
-            </m:e>
-            <m:sup>
-              <m:r>
-                <m:t xml:space="preserve">μν</m:t>
-              </m:r>
-            </m:sup>
-          </m:sSup>
-          <m:f>
-            <m:num>
-              <m:sSub>
-                <m:e>
-                  <m:r>
-                    <m:t xml:space="preserve">q</m:t>
-                  </m:r>
-                </m:e>
-                <m:sub>
-                  <m:r>
-                    <m:t xml:space="preserve">ν</m:t>
-                  </m:r>
-                </m:sub>
-              </m:sSub>
-            </m:num>
-            <m:den>
-              <m:r>
-                <m:t xml:space="preserve">2m</m:t>
-              </m:r>
-            </m:den>
-          </m:f>
-          <m:r>
-            <m:t xml:space="preserve">]</m:t>
+            <m:t xml:space="preserve"> </m:t>
           </m:r>
           <m:r>
             <m:t xml:space="preserve">u</m:t>
           </m:r>
-          <m:r>
-            <m:t xml:space="preserve">[</m:t>
-          </m:r>
-          <m:r>
-            <m:t xml:space="preserve">p</m:t>
-          </m:r>
-          <m:r>
-            <m:t xml:space="preserve">]</m:t>
-          </m:r>
+          <m:d>
+            <m:dPr>
+              <m:begChr m:val="["/>
+              <m:endChr m:val="]"/>
+            </m:dPr>
+            <m:e>
+              <m:r>
+                <m:t xml:space="preserve">p</m:t>
+              </m:r>
+            </m:e>
+          </m:d>
         </m:oMath>
       </m:oMathPara>
     </w:p>
@@ -1108,56 +1187,65 @@
             <m:t xml:space="preserve">2</m:t>
           </m:r>
           <m:r>
-            <m:t xml:space="preserve">[</m:t>
+            <m:t xml:space="preserve"> </m:t>
           </m:r>
-          <m:sSub>
+          <m:d>
+            <m:dPr>
+              <m:begChr m:val="["/>
+              <m:endChr m:val="]"/>
+            </m:dPr>
             <m:e>
+              <m:sSub>
+                <m:e>
+                  <m:r>
+                    <m:t xml:space="preserve">F</m:t>
+                  </m:r>
+                </m:e>
+                <m:sub>
+                  <m:r>
+                    <m:t xml:space="preserve">1</m:t>
+                  </m:r>
+                </m:sub>
+              </m:sSub>
+              <m:d>
+                <m:dPr>
+                  <m:begChr m:val="["/>
+                  <m:endChr m:val="]"/>
+                </m:dPr>
+                <m:e>
+                  <m:r>
+                    <m:t xml:space="preserve">0</m:t>
+                  </m:r>
+                </m:e>
+              </m:d>
               <m:r>
-                <m:t xml:space="preserve">F</m:t>
+                <m:t xml:space="preserve">+</m:t>
               </m:r>
+              <m:sSub>
+                <m:e>
+                  <m:r>
+                    <m:t xml:space="preserve">F</m:t>
+                  </m:r>
+                </m:e>
+                <m:sub>
+                  <m:r>
+                    <m:t xml:space="preserve">2</m:t>
+                  </m:r>
+                </m:sub>
+              </m:sSub>
+              <m:d>
+                <m:dPr>
+                  <m:begChr m:val="["/>
+                  <m:endChr m:val="]"/>
+                </m:dPr>
+                <m:e>
+                  <m:r>
+                    <m:t xml:space="preserve">0</m:t>
+                  </m:r>
+                </m:e>
+              </m:d>
             </m:e>
-            <m:sub>
-              <m:r>
-                <m:t xml:space="preserve">1</m:t>
-              </m:r>
-            </m:sub>
-          </m:sSub>
-          <m:r>
-            <m:t xml:space="preserve">[</m:t>
-          </m:r>
-          <m:r>
-            <m:t xml:space="preserve">0</m:t>
-          </m:r>
-          <m:r>
-            <m:t xml:space="preserve">]</m:t>
-          </m:r>
-          <m:r>
-            <m:t xml:space="preserve">+</m:t>
-          </m:r>
-          <m:sSub>
-            <m:e>
-              <m:r>
-                <m:t xml:space="preserve">F</m:t>
-              </m:r>
-            </m:e>
-            <m:sub>
-              <m:r>
-                <m:t xml:space="preserve">2</m:t>
-              </m:r>
-            </m:sub>
-          </m:sSub>
-          <m:r>
-            <m:t xml:space="preserve">[</m:t>
-          </m:r>
-          <m:r>
-            <m:t xml:space="preserve">0</m:t>
-          </m:r>
-          <m:r>
-            <m:t xml:space="preserve">]</m:t>
-          </m:r>
-          <m:r>
-            <m:t xml:space="preserve">]</m:t>
-          </m:r>
+          </m:d>
           <m:r>
             <m:t xml:space="preserve">=</m:t>
           </m:r>
@@ -1179,15 +1267,17 @@
               </m:r>
             </m:sub>
           </m:sSub>
-          <m:r>
-            <m:t xml:space="preserve">[</m:t>
-          </m:r>
-          <m:r>
-            <m:t xml:space="preserve">0</m:t>
-          </m:r>
-          <m:r>
-            <m:t xml:space="preserve">]</m:t>
-          </m:r>
+          <m:d>
+            <m:dPr>
+              <m:begChr m:val="["/>
+              <m:endChr m:val="]"/>
+            </m:dPr>
+            <m:e>
+              <m:r>
+                <m:t xml:space="preserve">0</m:t>
+              </m:r>
+            </m:e>
+          </m:d>
         </m:oMath>
       </m:oMathPara>
     </w:p>
@@ -1216,15 +1306,17 @@
               </m:r>
             </m:sub>
           </m:sSub>
-          <m:r>
-            <m:t xml:space="preserve">[</m:t>
-          </m:r>
-          <m:r>
-            <m:t xml:space="preserve">0</m:t>
-          </m:r>
-          <m:r>
-            <m:t xml:space="preserve">]</m:t>
-          </m:r>
+          <m:d>
+            <m:dPr>
+              <m:begChr m:val="["/>
+              <m:endChr m:val="]"/>
+            </m:dPr>
+            <m:e>
+              <m:r>
+                <m:t xml:space="preserve">0</m:t>
+              </m:r>
+            </m:e>
+          </m:d>
         </m:oMath>
       </m:oMathPara>
     </w:p>
@@ -1361,24 +1453,26 @@
               </m:r>
             </m:sub>
           </m:sSub>
-          <m:r>
-            <m:t xml:space="preserve">[</m:t>
-          </m:r>
-          <m:sSup>
+          <m:d>
+            <m:dPr>
+              <m:begChr m:val="["/>
+              <m:endChr m:val="]"/>
+            </m:dPr>
             <m:e>
-              <m:r>
-                <m:t xml:space="preserve">q</m:t>
-              </m:r>
+              <m:sSup>
+                <m:e>
+                  <m:r>
+                    <m:t xml:space="preserve">q</m:t>
+                  </m:r>
+                </m:e>
+                <m:sup>
+                  <m:r>
+                    <m:t xml:space="preserve">2</m:t>
+                  </m:r>
+                </m:sup>
+              </m:sSup>
             </m:e>
-            <m:sup>
-              <m:r>
-                <m:t xml:space="preserve">2</m:t>
-              </m:r>
-            </m:sup>
-          </m:sSup>
-          <m:r>
-            <m:t xml:space="preserve">]</m:t>
-          </m:r>
+          </m:d>
           <m:r>
             <m:t xml:space="preserve">=</m:t>
           </m:r>
@@ -1395,46 +1489,66 @@
             </m:den>
           </m:f>
           <m:r>
+            <m:t xml:space="preserve"> </m:t>
+          </m:r>
+          <m:r>
             <m:t xml:space="preserve">∫</m:t>
+          </m:r>
+          <m:r>
+            <m:t xml:space="preserve"> </m:t>
           </m:r>
           <m:r>
             <m:t xml:space="preserve">dx</m:t>
           </m:r>
           <m:r>
+            <m:t xml:space="preserve"> </m:t>
+          </m:r>
+          <m:r>
             <m:t xml:space="preserve">dy</m:t>
+          </m:r>
+          <m:r>
+            <m:t xml:space="preserve"> </m:t>
           </m:r>
           <m:r>
             <m:t xml:space="preserve">dz</m:t>
           </m:r>
           <m:r>
+            <m:t xml:space="preserve"> </m:t>
+          </m:r>
+          <m:r>
             <m:t xml:space="preserve">δ</m:t>
           </m:r>
+          <m:d>
+            <m:dPr>
+              <m:begChr m:val="["/>
+              <m:endChr m:val="]"/>
+            </m:dPr>
+            <m:e>
+              <m:r>
+                <m:t xml:space="preserve">x</m:t>
+              </m:r>
+              <m:r>
+                <m:t xml:space="preserve">+</m:t>
+              </m:r>
+              <m:r>
+                <m:t xml:space="preserve">y</m:t>
+              </m:r>
+              <m:r>
+                <m:t xml:space="preserve">+</m:t>
+              </m:r>
+              <m:r>
+                <m:t xml:space="preserve">z</m:t>
+              </m:r>
+              <m:r>
+                <m:t xml:space="preserve">−</m:t>
+              </m:r>
+              <m:r>
+                <m:t xml:space="preserve">1</m:t>
+              </m:r>
+            </m:e>
+          </m:d>
           <m:r>
-            <m:t xml:space="preserve">[</m:t>
-          </m:r>
-          <m:r>
-            <m:t xml:space="preserve">x</m:t>
-          </m:r>
-          <m:r>
-            <m:t xml:space="preserve">+</m:t>
-          </m:r>
-          <m:r>
-            <m:t xml:space="preserve">y</m:t>
-          </m:r>
-          <m:r>
-            <m:t xml:space="preserve">+</m:t>
-          </m:r>
-          <m:r>
-            <m:t xml:space="preserve">z</m:t>
-          </m:r>
-          <m:r>
-            <m:t xml:space="preserve">−</m:t>
-          </m:r>
-          <m:r>
-            <m:t xml:space="preserve">1</m:t>
-          </m:r>
-          <m:r>
-            <m:t xml:space="preserve">]</m:t>
+            <m:t xml:space="preserve"> </m:t>
           </m:r>
           <m:f>
             <m:num>
@@ -1451,42 +1565,17 @@
                 </m:sup>
               </m:sSup>
               <m:r>
-                <m:t xml:space="preserve">z</m:t>
-              </m:r>
-              <m:r>
-                <m:t xml:space="preserve">[</m:t>
-              </m:r>
-              <m:r>
-                <m:t xml:space="preserve">1</m:t>
-              </m:r>
-              <m:r>
-                <m:t xml:space="preserve">−</m:t>
+                <m:t xml:space="preserve"> </m:t>
               </m:r>
               <m:r>
                 <m:t xml:space="preserve">z</m:t>
               </m:r>
-              <m:r>
-                <m:t xml:space="preserve">]</m:t>
-              </m:r>
-            </m:num>
-            <m:den>
-              <m:sSup>
+              <m:d>
+                <m:dPr>
+                  <m:begChr m:val="["/>
+                  <m:endChr m:val="]"/>
+                </m:dPr>
                 <m:e>
-                  <m:r>
-                    <m:t xml:space="preserve">m</m:t>
-                  </m:r>
-                </m:e>
-                <m:sup>
-                  <m:r>
-                    <m:t xml:space="preserve">2</m:t>
-                  </m:r>
-                </m:sup>
-              </m:sSup>
-              <m:sSup>
-                <m:e>
-                  <m:r>
-                    <m:t xml:space="preserve">[</m:t>
-                  </m:r>
                   <m:r>
                     <m:t xml:space="preserve">1</m:t>
                   </m:r>
@@ -1496,9 +1585,38 @@
                   <m:r>
                     <m:t xml:space="preserve">z</m:t>
                   </m:r>
-                  <m:r>
-                    <m:t xml:space="preserve">]</m:t>
-                  </m:r>
+                </m:e>
+              </m:d>
+            </m:num>
+            <m:den>
+              <m:sSup>
+                <m:e>
+                  <m:sSup>
+                    <m:e>
+                      <m:r>
+                        <m:t xml:space="preserve">m</m:t>
+                      </m:r>
+                    </m:e>
+                    <m:sup>
+                      <m:r>
+                        <m:t xml:space="preserve">2</m:t>
+                      </m:r>
+                    </m:sup>
+                  </m:sSup>
+                  <m:d>
+                    <m:dPr/>
+                    <m:e>
+                      <m:r>
+                        <m:t xml:space="preserve">1</m:t>
+                      </m:r>
+                      <m:r>
+                        <m:t xml:space="preserve">−</m:t>
+                      </m:r>
+                      <m:r>
+                        <m:t xml:space="preserve">z</m:t>
+                      </m:r>
+                    </m:e>
+                  </m:d>
                 </m:e>
                 <m:sup>
                   <m:r>
@@ -1522,7 +1640,13 @@
                 </m:sup>
               </m:sSup>
               <m:r>
+                <m:t xml:space="preserve"> </m:t>
+              </m:r>
+              <m:r>
                 <m:t xml:space="preserve">x</m:t>
+              </m:r>
+              <m:r>
+                <m:t xml:space="preserve"> </m:t>
               </m:r>
               <m:r>
                 <m:t xml:space="preserve">y</m:t>
@@ -1569,15 +1693,17 @@
               </m:r>
             </m:sub>
           </m:sSub>
-          <m:r>
-            <m:t xml:space="preserve">[</m:t>
-          </m:r>
-          <m:r>
-            <m:t xml:space="preserve">0</m:t>
-          </m:r>
-          <m:r>
-            <m:t xml:space="preserve">]</m:t>
-          </m:r>
+          <m:d>
+            <m:dPr>
+              <m:begChr m:val="["/>
+              <m:endChr m:val="]"/>
+            </m:dPr>
+            <m:e>
+              <m:r>
+                <m:t xml:space="preserve">0</m:t>
+              </m:r>
+            </m:e>
+          </m:d>
           <m:r>
             <m:t xml:space="preserve">=</m:t>
           </m:r>
@@ -1593,6 +1719,9 @@
               </m:r>
             </m:den>
           </m:f>
+          <m:r>
+            <m:t xml:space="preserve"> </m:t>
+          </m:r>
           <m:sSubSup>
             <m:e>
               <m:r>
@@ -1611,17 +1740,28 @@
             </m:sup>
           </m:sSubSup>
           <m:r>
+            <m:t xml:space="preserve"> </m:t>
+          </m:r>
+          <m:r>
             <m:t xml:space="preserve">dz</m:t>
           </m:r>
           <m:r>
-            <m:t xml:space="preserve">1</m:t>
+            <m:t xml:space="preserve"> </m:t>
           </m:r>
-          <m:r>
-            <m:t xml:space="preserve">−</m:t>
-          </m:r>
-          <m:r>
-            <m:t xml:space="preserve">z</m:t>
-          </m:r>
+          <m:d>
+            <m:dPr/>
+            <m:e>
+              <m:r>
+                <m:t xml:space="preserve">1</m:t>
+              </m:r>
+              <m:r>
+                <m:t xml:space="preserve">−</m:t>
+              </m:r>
+              <m:r>
+                <m:t xml:space="preserve">z</m:t>
+              </m:r>
+            </m:e>
+          </m:d>
           <m:r>
             <m:t xml:space="preserve">·</m:t>
           </m:r>
@@ -1658,6 +1798,9 @@
               </m:r>
             </m:den>
           </m:f>
+          <m:r>
+            <m:t xml:space="preserve"> </m:t>
+          </m:r>
           <m:sSubSup>
             <m:e>
               <m:r>
@@ -1676,7 +1819,13 @@
             </m:sup>
           </m:sSubSup>
           <m:r>
+            <m:t xml:space="preserve"> </m:t>
+          </m:r>
+          <m:r>
             <m:t xml:space="preserve">2z</m:t>
+          </m:r>
+          <m:r>
+            <m:t xml:space="preserve"> </m:t>
           </m:r>
           <m:r>
             <m:t xml:space="preserve">dz</m:t>
@@ -1851,34 +2000,8 @@
               </m:r>
             </m:sub>
           </m:sSub>
-          <m:f>
-            <m:num>
-              <m:r>
-                <m:t xml:space="preserve">α</m:t>
-              </m:r>
-            </m:num>
-            <m:den>
-              <m:r>
-                <m:t xml:space="preserve">π</m:t>
-              </m:r>
-            </m:den>
-          </m:f>
-          <m:r>
-            <m:t xml:space="preserve">+</m:t>
-          </m:r>
-          <m:sSub>
-            <m:e>
-              <m:r>
-                <m:t xml:space="preserve">C</m:t>
-              </m:r>
-            </m:e>
-            <m:sub>
-              <m:r>
-                <m:t xml:space="preserve">2</m:t>
-              </m:r>
-            </m:sub>
-          </m:sSub>
-          <m:sSup>
+          <m:d>
+            <m:dPr/>
             <m:e>
               <m:f>
                 <m:num>
@@ -1893,6 +2016,42 @@
                 </m:den>
               </m:f>
             </m:e>
+          </m:d>
+          <m:r>
+            <m:t xml:space="preserve">+</m:t>
+          </m:r>
+          <m:sSup>
+            <m:e>
+              <m:sSub>
+                <m:e>
+                  <m:r>
+                    <m:t xml:space="preserve">C</m:t>
+                  </m:r>
+                </m:e>
+                <m:sub>
+                  <m:r>
+                    <m:t xml:space="preserve">2</m:t>
+                  </m:r>
+                </m:sub>
+              </m:sSub>
+              <m:d>
+                <m:dPr/>
+                <m:e>
+                  <m:f>
+                    <m:num>
+                      <m:r>
+                        <m:t xml:space="preserve">α</m:t>
+                      </m:r>
+                    </m:num>
+                    <m:den>
+                      <m:r>
+                        <m:t xml:space="preserve">π</m:t>
+                      </m:r>
+                    </m:den>
+                  </m:f>
+                </m:e>
+              </m:d>
+            </m:e>
             <m:sup>
               <m:r>
                 <m:t xml:space="preserve">2</m:t>
@@ -1902,32 +2061,37 @@
           <m:r>
             <m:t xml:space="preserve">+</m:t>
           </m:r>
-          <m:sSub>
-            <m:e>
-              <m:r>
-                <m:t xml:space="preserve">C</m:t>
-              </m:r>
-            </m:e>
-            <m:sub>
-              <m:r>
-                <m:t xml:space="preserve">3</m:t>
-              </m:r>
-            </m:sub>
-          </m:sSub>
           <m:sSup>
             <m:e>
-              <m:f>
-                <m:num>
+              <m:sSub>
+                <m:e>
                   <m:r>
-                    <m:t xml:space="preserve">α</m:t>
+                    <m:t xml:space="preserve">C</m:t>
                   </m:r>
-                </m:num>
-                <m:den>
+                </m:e>
+                <m:sub>
                   <m:r>
-                    <m:t xml:space="preserve">π</m:t>
+                    <m:t xml:space="preserve">3</m:t>
                   </m:r>
-                </m:den>
-              </m:f>
+                </m:sub>
+              </m:sSub>
+              <m:d>
+                <m:dPr/>
+                <m:e>
+                  <m:f>
+                    <m:num>
+                      <m:r>
+                        <m:t xml:space="preserve">α</m:t>
+                      </m:r>
+                    </m:num>
+                    <m:den>
+                      <m:r>
+                        <m:t xml:space="preserve">π</m:t>
+                      </m:r>
+                    </m:den>
+                  </m:f>
+                </m:e>
+              </m:d>
             </m:e>
             <m:sup>
               <m:r>
@@ -1938,32 +2102,37 @@
           <m:r>
             <m:t xml:space="preserve">+</m:t>
           </m:r>
-          <m:sSub>
-            <m:e>
-              <m:r>
-                <m:t xml:space="preserve">C</m:t>
-              </m:r>
-            </m:e>
-            <m:sub>
-              <m:r>
-                <m:t xml:space="preserve">4</m:t>
-              </m:r>
-            </m:sub>
-          </m:sSub>
           <m:sSup>
             <m:e>
-              <m:f>
-                <m:num>
+              <m:sSub>
+                <m:e>
                   <m:r>
-                    <m:t xml:space="preserve">α</m:t>
+                    <m:t xml:space="preserve">C</m:t>
                   </m:r>
-                </m:num>
-                <m:den>
+                </m:e>
+                <m:sub>
                   <m:r>
-                    <m:t xml:space="preserve">π</m:t>
+                    <m:t xml:space="preserve">4</m:t>
                   </m:r>
-                </m:den>
-              </m:f>
+                </m:sub>
+              </m:sSub>
+              <m:d>
+                <m:dPr/>
+                <m:e>
+                  <m:f>
+                    <m:num>
+                      <m:r>
+                        <m:t xml:space="preserve">α</m:t>
+                      </m:r>
+                    </m:num>
+                    <m:den>
+                      <m:r>
+                        <m:t xml:space="preserve">π</m:t>
+                      </m:r>
+                    </m:den>
+                  </m:f>
+                </m:e>
+              </m:d>
             </m:e>
             <m:sup>
               <m:r>
@@ -1974,32 +2143,37 @@
           <m:r>
             <m:t xml:space="preserve">+</m:t>
           </m:r>
-          <m:sSub>
-            <m:e>
-              <m:r>
-                <m:t xml:space="preserve">C</m:t>
-              </m:r>
-            </m:e>
-            <m:sub>
-              <m:r>
-                <m:t xml:space="preserve">5</m:t>
-              </m:r>
-            </m:sub>
-          </m:sSub>
           <m:sSup>
             <m:e>
-              <m:f>
-                <m:num>
+              <m:sSub>
+                <m:e>
                   <m:r>
-                    <m:t xml:space="preserve">α</m:t>
+                    <m:t xml:space="preserve">C</m:t>
                   </m:r>
-                </m:num>
-                <m:den>
+                </m:e>
+                <m:sub>
                   <m:r>
-                    <m:t xml:space="preserve">π</m:t>
+                    <m:t xml:space="preserve">5</m:t>
                   </m:r>
-                </m:den>
-              </m:f>
+                </m:sub>
+              </m:sSub>
+              <m:d>
+                <m:dPr/>
+                <m:e>
+                  <m:f>
+                    <m:num>
+                      <m:r>
+                        <m:t xml:space="preserve">α</m:t>
+                      </m:r>
+                    </m:num>
+                    <m:den>
+                      <m:r>
+                        <m:t xml:space="preserve">π</m:t>
+                      </m:r>
+                    </m:den>
+                  </m:f>
+                </m:e>
+              </m:d>
             </m:e>
             <m:sup>
               <m:r>
